--- a/docs/strategies/CN-China-address-generation-and-key-rotation.docx
+++ b/docs/strategies/CN-China-address-generation-and-key-rotation.docx
@@ -288,7 +288,7 @@
                 <w:rFonts w:ascii="Calibri" w:hAnsi="Calibri" w:eastAsia="Microsoft YaHei"/>
                 <w:sz w:val="18"/>
               </w:rPr>
-              <w:t>实施前设计基线</w:t>
+              <w:t>已实现基线（待生产数据同步）</w:t>
             </w:r>
           </w:p>
         </w:tc>
@@ -472,9 +472,7 @@
         </w:rPr>
         <w:t>Address Project</w:t>
       </w:r>
-      <w:r>
-        <w:br w:type="page"/>
-      </w:r>
+      <w:r/>
     </w:p>
     <w:p>
       <w:pPr>
@@ -522,7 +520,7 @@
           <w:rFonts w:ascii="Calibri" w:hAnsi="Calibri" w:eastAsia="Microsoft YaHei"/>
           <w:i w:val="0"/>
         </w:rPr>
-        <w:t>当前代码中的中国虚构小区词库和 OSM 小区侧车数据将退出中国生成链路。真实小区名、POI 坐标和地图登记地址由高德、腾讯、百度提供；省、市、区县标准名称及三级边界由 AreaCity 提供。</w:t>
+        <w:t>中国虚构小区词库和 OSM 小区侧车数据已退出中国生成链路。真实小区名、POI 坐标和地图登记地址由高德、腾讯、百度提供；省、市、区县标准名称由 AreaCity 提供。</w:t>
       </w:r>
     </w:p>
     <w:p>
@@ -1096,7 +1094,7 @@
         <w:keepNext/>
       </w:pPr>
       <w:r>
-        <w:t>2. 当前系统与问题基线</w:t>
+        <w:t>2. 当前系统与实现基线</w:t>
       </w:r>
     </w:p>
     <w:p>
@@ -1105,7 +1103,7 @@
           <w:rFonts w:ascii="Calibri" w:hAnsi="Calibri" w:eastAsia="Microsoft YaHei"/>
           <w:i w:val="0"/>
         </w:rPr>
-        <w:t>当前项目采用 Astro + React 前端、Hono API、SQLite 地址池和独立同步控制服务。已有 /admin 页面只支持输入同步令牌、启动分片同步和查询任务状态，尚未形成完整的配置、身份认证、Key 管理和数据质量体系。</w:t>
+        <w:t>当前项目采用 Astro + React 前端、Hono API、SQLite 地址池和独立 control.sqlite。管理后台已实现管理员会话、访问设置、地图 Key 池、中国同步、API Token、任务、审计和系统信息。</w:t>
       </w:r>
     </w:p>
     <w:tbl>
@@ -1177,7 +1175,7 @@
                 <w:color w:val="0B2545"/>
                 <w:sz w:val="19"/>
               </w:rPr>
-              <w:t>现状</w:t>
+              <w:t>实现状态</w:t>
             </w:r>
           </w:p>
         </w:tc>
@@ -1204,7 +1202,7 @@
                 <w:color w:val="0B2545"/>
                 <w:sz w:val="19"/>
               </w:rPr>
-              <w:t>目标调整</w:t>
+              <w:t>当前设计</w:t>
             </w:r>
           </w:p>
         </w:tc>
@@ -1257,7 +1255,7 @@
                 <w:rFonts w:ascii="Calibri" w:hAnsi="Calibri" w:eastAsia="Microsoft YaHei"/>
                 <w:sz w:val="18"/>
               </w:rPr>
-              <w:t>中国小区存在内置虚构词库兜底</w:t>
+              <w:t>已移除中国虚构小区兜底</w:t>
             </w:r>
           </w:p>
         </w:tc>
@@ -1281,7 +1279,7 @@
                 <w:rFonts w:ascii="Calibri" w:hAnsi="Calibri" w:eastAsia="Microsoft YaHei"/>
                 <w:sz w:val="18"/>
               </w:rPr>
-              <w:t>删除中国虚构小区兜底；只选择数据库中的真实小区</w:t>
+              <w:t>只选择 cn_communities_v2 中的真实小区</w:t>
             </w:r>
           </w:p>
         </w:tc>
@@ -1334,7 +1332,7 @@
                 <w:rFonts w:ascii="Calibri" w:hAnsi="Calibri" w:eastAsia="Microsoft YaHei"/>
                 <w:sz w:val="18"/>
               </w:rPr>
-              <w:t>cn_communities 来源为 OSM residential/neighbourhood</w:t>
+              <w:t>已停止 OSM 小区侧车导入</w:t>
             </w:r>
           </w:p>
         </w:tc>
@@ -1358,7 +1356,7 @@
                 <w:rFonts w:ascii="Calibri" w:hAnsi="Calibri" w:eastAsia="Microsoft YaHei"/>
                 <w:sz w:val="18"/>
               </w:rPr>
-              <w:t>换成地图 POI 同步器和多来源证据表</w:t>
+              <w:t>地图 POI 使用独立同步器和多来源证据表</w:t>
             </w:r>
           </w:p>
         </w:tc>
@@ -1411,7 +1409,7 @@
                 <w:rFonts w:ascii="Calibri" w:hAnsi="Calibri" w:eastAsia="Microsoft YaHei"/>
                 <w:sz w:val="18"/>
               </w:rPr>
-              <w:t>中国仍属于 Geofabrik 地址分片</w:t>
+              <w:t>中国分片仅保留门牌地址同步</w:t>
             </w:r>
           </w:p>
         </w:tc>
@@ -1435,7 +1433,7 @@
                 <w:rFonts w:ascii="Calibri" w:hAnsi="Calibri" w:eastAsia="Microsoft YaHei"/>
                 <w:sz w:val="18"/>
               </w:rPr>
-              <w:t>中国小区改走独立 CN 同步计划</w:t>
+              <w:t>中国小区使用独立 CN 同步计划</w:t>
             </w:r>
           </w:p>
         </w:tc>
@@ -1488,7 +1486,7 @@
                 <w:rFonts w:ascii="Calibri" w:hAnsi="Calibri" w:eastAsia="Microsoft YaHei"/>
                 <w:sz w:val="18"/>
               </w:rPr>
-              <w:t>浏览器临时输入单一管理令牌</w:t>
+              <w:t>已实现管理员登录、会话与设置中心</w:t>
             </w:r>
           </w:p>
         </w:tc>
@@ -1512,7 +1510,7 @@
                 <w:rFonts w:ascii="Calibri" w:hAnsi="Calibri" w:eastAsia="Microsoft YaHei"/>
                 <w:sz w:val="18"/>
               </w:rPr>
-              <w:t>完整管理员登录、会话和设置中心</w:t>
+              <w:t>管理认证、Key、同步、Token、任务与审计</w:t>
             </w:r>
           </w:p>
         </w:tc>
@@ -1565,7 +1563,7 @@
                 <w:rFonts w:ascii="Calibri" w:hAnsi="Calibri" w:eastAsia="Microsoft YaHei"/>
                 <w:sz w:val="18"/>
               </w:rPr>
-              <w:t>地图凭据主要来自单值环境变量</w:t>
+              <w:t>地图凭据来自加密 Key 池</w:t>
             </w:r>
           </w:p>
         </w:tc>
@@ -1589,7 +1587,7 @@
                 <w:rFonts w:ascii="Calibri" w:hAnsi="Calibri" w:eastAsia="Microsoft YaHei"/>
                 <w:sz w:val="18"/>
               </w:rPr>
-              <w:t>改为加密 Key 池；环境变量只保留主加密密钥</w:t>
+              <w:t>环境变量只保留主加密密钥</w:t>
             </w:r>
           </w:p>
         </w:tc>
@@ -2675,7 +2673,7 @@
           <w:rFonts w:ascii="Calibri" w:hAnsi="Calibri" w:eastAsia="Microsoft YaHei"/>
           <w:i w:val="0"/>
         </w:rPr>
-        <w:t>同一个规范小区只保留一条 cn_communities 主记录，每个平台的原始 POI 信息保存在 cn_community_sources。来源记录保存 provider、provider_poi_id、名称、分类、地址、adcode、原始坐标和观察时间。</w:t>
+        <w:t>同一个规范小区只保留一条 cn_communities_v2 主记录，每个平台的原始 POI 信息保存在 cn_community_sources。来源记录保存 provider、provider_poi_id、名称、分类、地址、adcode、原始坐标和观察时间。</w:t>
       </w:r>
     </w:p>
     <w:tbl>
@@ -5938,7 +5936,7 @@
                 <w:rFonts w:ascii="Calibri" w:hAnsi="Calibri" w:eastAsia="Microsoft YaHei"/>
                 <w:sz w:val="18"/>
               </w:rPr>
-              <w:t>cn_communities</w:t>
+              <w:t>cn_communities_v2</w:t>
             </w:r>
           </w:p>
         </w:tc>
@@ -6403,7 +6401,7 @@
         <w:keepNext/>
       </w:pPr>
       <w:r>
-        <w:t>7.1 cn_communities 核心字段</w:t>
+        <w:t>7.1 cn_communities_v2 核心字段</w:t>
       </w:r>
     </w:p>
     <w:p>

--- a/docs/strategies/CN-China-address-generation-and-key-rotation.docx
+++ b/docs/strategies/CN-China-address-generation-and-key-rotation.docx
@@ -4,139 +4,89 @@
   <w:body>
     <w:p>
       <w:pPr>
-        <w:spacing w:before="0" w:after="40" w:line="240" w:lineRule="auto"/>
+        <w:spacing w:after="60"/>
       </w:pPr>
       <w:r>
         <w:rPr>
           <w:rFonts w:ascii="Calibri" w:hAnsi="Calibri" w:eastAsia="Microsoft YaHei"/>
           <w:b/>
-          <w:color w:val="2E74B5"/>
-          <w:sz w:val="20"/>
+          <w:i w:val="0"/>
+          <w:color w:val="000000"/>
+          <w:sz w:val="46"/>
         </w:rPr>
-        <w:t>技术策略与运行参考</w:t>
+        <w:t>中国地址生成与 API Key 轮换策略</w:t>
       </w:r>
     </w:p>
     <w:p>
       <w:pPr>
-        <w:spacing w:before="0" w:after="100" w:line="240" w:lineRule="auto"/>
+        <w:spacing w:after="280"/>
       </w:pPr>
       <w:r>
         <w:rPr>
           <w:rFonts w:ascii="Calibri" w:hAnsi="Calibri" w:eastAsia="Microsoft YaHei"/>
-          <w:b/>
-          <w:color w:val="0B2545"/>
-          <w:sz w:val="46"/>
+          <w:b w:val="0"/>
+          <w:i w:val="0"/>
+          <w:color w:val="667085"/>
+          <w:sz w:val="24"/>
         </w:rPr>
-        <w:t>CN 中国地址生成与 Key 轮换策略</w:t>
+        <w:t>中国地址生成 · 自动同步 · API Key 轮换</w:t>
       </w:r>
     </w:p>
     <w:p>
       <w:pPr>
-        <w:spacing w:before="0" w:after="200" w:line="264" w:lineRule="auto"/>
+        <w:pBdr>
+          <w:bottom w:val="single" w:sz="8" w:color="2E74B5"/>
+        </w:pBdr>
+        <w:spacing w:after="240"/>
       </w:pPr>
-      <w:r>
-        <w:rPr>
-          <w:rFonts w:ascii="Calibri" w:hAnsi="Calibri" w:eastAsia="Microsoft YaHei"/>
-          <w:color w:val="667085"/>
-          <w:sz w:val="24"/>
-        </w:rPr>
-        <w:t>严格真实住宅地址 · 发布门禁 · 自动同步 · 凭据安全</w:t>
-      </w:r>
-    </w:p>
-    <w:p>
-      <w:pPr>
-        <w:spacing w:before="0" w:after="60" w:line="300" w:lineRule="auto"/>
-      </w:pPr>
-      <w:r>
-        <w:rPr>
-          <w:rFonts w:ascii="Calibri" w:hAnsi="Calibri" w:eastAsia="Microsoft YaHei"/>
-          <w:b/>
-          <w:color w:val="0B2545"/>
-        </w:rPr>
-        <w:t>策略版本 / 状态 / 更新：</w:t>
-      </w:r>
-      <w:r>
-        <w:rPr>
-          <w:rFonts w:ascii="Calibri" w:hAnsi="Calibri" w:eastAsia="Microsoft YaHei"/>
-          <w:i w:val="0"/>
-          <w:color w:val="0B2545"/>
-        </w:rPr>
-        <w:t>1.0 / 当前主链路 / 2026-07-28</w:t>
-      </w:r>
-    </w:p>
-    <w:p>
-      <w:pPr>
-        <w:spacing w:before="0" w:after="160" w:line="300" w:lineRule="auto"/>
-      </w:pPr>
-      <w:r>
-        <w:rPr>
-          <w:rFonts w:ascii="Calibri" w:hAnsi="Calibri" w:eastAsia="Microsoft YaHei"/>
-          <w:b/>
-          <w:color w:val="0B2545"/>
-        </w:rPr>
-        <w:t>核心结论：</w:t>
-      </w:r>
-      <w:r>
-        <w:rPr>
-          <w:rFonts w:ascii="Calibri" w:hAnsi="Calibri" w:eastAsia="Microsoft YaHei"/>
-          <w:i w:val="0"/>
-          <w:color w:val="0B2545"/>
-        </w:rPr>
-        <w:t>只发布同时具备地址存在证据与独立住宅用途证据的 E3 记录；任何缺失字段保持空。</w:t>
-      </w:r>
-    </w:p>
-    <w:p>
-      <w:pPr>
-        <w:pStyle w:val="Heading1"/>
-        <w:keepNext/>
-        <w:keepLines/>
-      </w:pPr>
-      <w:r>
-        <w:t>1. 核心数据策略</w:t>
-      </w:r>
     </w:p>
     <w:tbl>
       <w:tblPr>
-        <w:tblStyle w:val="TableGrid"/>
         <w:tblW w:type="dxa" w:w="9360"/>
         <w:jc w:val="left"/>
+        <w:tblInd w:w="120" w:type="dxa"/>
+        <w:tblBorders>
+          <w:top w:val="single" w:sz="4" w:color="C8D2DE"/>
+          <w:left w:val="single" w:sz="4" w:color="C8D2DE"/>
+          <w:bottom w:val="single" w:sz="4" w:color="C8D2DE"/>
+          <w:right w:val="single" w:sz="4" w:color="C8D2DE"/>
+          <w:insideH w:val="single" w:sz="4" w:color="C8D2DE"/>
+          <w:insideV w:val="single" w:sz="4" w:color="C8D2DE"/>
+        </w:tblBorders>
         <w:tblLayout w:type="fixed"/>
         <w:tblLook w:firstColumn="1" w:firstRow="1" w:lastColumn="0" w:lastRow="0" w:noHBand="0" w:noVBand="1" w:val="04A0"/>
-        <w:tblInd w:w="120" w:type="dxa"/>
       </w:tblPr>
       <w:tblGrid>
-        <w:gridCol w:w="2000"/>
-        <w:gridCol w:w="3300"/>
-        <w:gridCol w:w="4060"/>
+        <w:gridCol w:w="1700"/>
+        <w:gridCol w:w="7660"/>
       </w:tblGrid>
       <w:tr>
         <w:trPr>
           <w:tblHeader w:val="true"/>
-          <w:cantSplit/>
         </w:trPr>
         <w:tc>
           <w:tcPr>
-            <w:tcW w:type="dxa" w:w="2000"/>
+            <w:tcW w:type="dxa" w:w="1700"/>
             <w:shd w:fill="E8EEF5" w:val="clear"/>
-            <w:vAlign w:val="center"/>
             <w:tcMar>
               <w:top w:w="80" w:type="dxa"/>
               <w:start w:w="120" w:type="dxa"/>
               <w:bottom w:w="80" w:type="dxa"/>
               <w:end w:w="120" w:type="dxa"/>
             </w:tcMar>
+            <w:vAlign w:val="center"/>
           </w:tcPr>
           <w:p>
             <w:pPr>
-              <w:spacing w:before="0" w:after="0" w:line="240" w:lineRule="auto"/>
-              <w:jc w:val="center"/>
+              <w:spacing w:after="0"/>
             </w:pPr>
             <w:r>
               <w:rPr>
                 <w:rFonts w:ascii="Calibri" w:hAnsi="Calibri" w:eastAsia="Microsoft YaHei"/>
                 <w:b/>
-                <w:color w:val="0B2545"/>
-                <w:sz w:val="19"/>
+                <w:i w:val="0"/>
+                <w:color w:val="1F4D78"/>
+                <w:sz w:val="22"/>
               </w:rPr>
               <w:t>项目</w:t>
             </w:r>
@@ -144,525 +94,365 @@
         </w:tc>
         <w:tc>
           <w:tcPr>
-            <w:tcW w:type="dxa" w:w="3300"/>
+            <w:tcW w:type="dxa" w:w="7660"/>
             <w:shd w:fill="E8EEF5" w:val="clear"/>
-            <w:vAlign w:val="center"/>
             <w:tcMar>
               <w:top w:w="80" w:type="dxa"/>
               <w:start w:w="120" w:type="dxa"/>
               <w:bottom w:w="80" w:type="dxa"/>
               <w:end w:w="120" w:type="dxa"/>
             </w:tcMar>
+            <w:vAlign w:val="center"/>
           </w:tcPr>
           <w:p>
             <w:pPr>
-              <w:spacing w:before="0" w:after="0" w:line="240" w:lineRule="auto"/>
-              <w:jc w:val="center"/>
+              <w:spacing w:after="0"/>
             </w:pPr>
             <w:r>
               <w:rPr>
                 <w:rFonts w:ascii="Calibri" w:hAnsi="Calibri" w:eastAsia="Microsoft YaHei"/>
                 <w:b/>
-                <w:color w:val="0B2545"/>
-                <w:sz w:val="19"/>
+                <w:i w:val="0"/>
+                <w:color w:val="1F4D78"/>
+                <w:sz w:val="22"/>
               </w:rPr>
-              <w:t>主链路</w:t>
+              <w:t>当前规则</w:t>
             </w:r>
           </w:p>
         </w:tc>
+      </w:tr>
+      <w:tr>
         <w:tc>
           <w:tcPr>
-            <w:tcW w:type="dxa" w:w="4060"/>
-            <w:shd w:fill="E8EEF5" w:val="clear"/>
-            <w:vAlign w:val="center"/>
+            <w:tcW w:type="dxa" w:w="1700"/>
             <w:tcMar>
               <w:top w:w="80" w:type="dxa"/>
               <w:start w:w="120" w:type="dxa"/>
               <w:bottom w:w="80" w:type="dxa"/>
               <w:end w:w="120" w:type="dxa"/>
             </w:tcMar>
+            <w:vAlign w:val="center"/>
           </w:tcPr>
           <w:p>
             <w:pPr>
-              <w:spacing w:before="0" w:after="0" w:line="240" w:lineRule="auto"/>
-              <w:jc w:val="center"/>
+              <w:spacing w:after="0" w:line="276" w:lineRule="auto"/>
             </w:pPr>
             <w:r>
               <w:rPr>
                 <w:rFonts w:ascii="Calibri" w:hAnsi="Calibri" w:eastAsia="Microsoft YaHei"/>
-                <w:b/>
-                <w:color w:val="0B2545"/>
-                <w:sz w:val="19"/>
+                <w:b w:val="0"/>
+                <w:i w:val="0"/>
+                <w:color w:val="000000"/>
+                <w:sz w:val="20"/>
               </w:rPr>
-              <w:t>发布规则</w:t>
+              <w:t>策略版本</w:t>
             </w:r>
           </w:p>
         </w:tc>
-      </w:tr>
-      <w:tr>
-        <w:trPr>
-          <w:cantSplit/>
-        </w:trPr>
         <w:tc>
           <w:tcPr>
-            <w:tcW w:type="dxa" w:w="2000"/>
-            <w:vAlign w:val="center"/>
+            <w:tcW w:type="dxa" w:w="7660"/>
             <w:tcMar>
               <w:top w:w="80" w:type="dxa"/>
               <w:start w:w="120" w:type="dxa"/>
               <w:bottom w:w="80" w:type="dxa"/>
               <w:end w:w="120" w:type="dxa"/>
             </w:tcMar>
+            <w:vAlign w:val="center"/>
           </w:tcPr>
           <w:p>
             <w:pPr>
-              <w:spacing w:before="0" w:after="0" w:line="259" w:lineRule="auto"/>
+              <w:spacing w:after="0" w:line="276" w:lineRule="auto"/>
             </w:pPr>
             <w:r>
               <w:rPr>
                 <w:rFonts w:ascii="Calibri" w:hAnsi="Calibri" w:eastAsia="Microsoft YaHei"/>
-                <w:b/>
-                <w:sz w:val="18"/>
+                <w:b w:val="0"/>
+                <w:i w:val="0"/>
+                <w:color w:val="000000"/>
+                <w:sz w:val="20"/>
               </w:rPr>
-              <w:t>行政区</w:t>
+              <w:t>1.8 / community-poi-v7</w:t>
             </w:r>
           </w:p>
         </w:tc>
+      </w:tr>
+      <w:tr>
         <w:tc>
           <w:tcPr>
-            <w:tcW w:type="dxa" w:w="3300"/>
-            <w:vAlign w:val="center"/>
+            <w:tcW w:type="dxa" w:w="1700"/>
             <w:tcMar>
               <w:top w:w="80" w:type="dxa"/>
               <w:start w:w="120" w:type="dxa"/>
               <w:bottom w:w="80" w:type="dxa"/>
               <w:end w:w="120" w:type="dxa"/>
             </w:tcMar>
+            <w:vAlign w:val="center"/>
           </w:tcPr>
           <w:p>
             <w:pPr>
-              <w:spacing w:before="0" w:after="0" w:line="259" w:lineRule="auto"/>
+              <w:spacing w:after="0" w:line="276" w:lineRule="auto"/>
             </w:pPr>
             <w:r>
               <w:rPr>
                 <w:rFonts w:ascii="Calibri" w:hAnsi="Calibri" w:eastAsia="Microsoft YaHei"/>
-                <w:sz w:val="18"/>
+                <w:b w:val="0"/>
+                <w:i w:val="0"/>
+                <w:color w:val="000000"/>
+                <w:sz w:val="20"/>
               </w:rPr>
-              <w:t>AreaCity/StatsGov；民政部版本页对照</w:t>
+              <w:t>行政区主源</w:t>
             </w:r>
           </w:p>
         </w:tc>
         <w:tc>
           <w:tcPr>
-            <w:tcW w:type="dxa" w:w="4060"/>
-            <w:vAlign w:val="center"/>
+            <w:tcW w:type="dxa" w:w="7660"/>
             <w:tcMar>
               <w:top w:w="80" w:type="dxa"/>
               <w:start w:w="120" w:type="dxa"/>
               <w:bottom w:w="80" w:type="dxa"/>
               <w:end w:w="120" w:type="dxa"/>
             </w:tcMar>
+            <w:vAlign w:val="center"/>
           </w:tcPr>
           <w:p>
             <w:pPr>
-              <w:spacing w:before="0" w:after="0" w:line="259" w:lineRule="auto"/>
+              <w:spacing w:after="0" w:line="276" w:lineRule="auto"/>
             </w:pPr>
             <w:r>
               <w:rPr>
                 <w:rFonts w:ascii="Calibri" w:hAnsi="Calibri" w:eastAsia="Microsoft YaHei"/>
-                <w:sz w:val="18"/>
+                <w:b w:val="0"/>
+                <w:i w:val="0"/>
+                <w:color w:val="000000"/>
+                <w:sz w:val="20"/>
               </w:rPr>
-              <w:t>层级、代码、法定后缀与坐标反查一致</w:t>
+              <w:t>AreaCity/StatsGov；民政部版本页用于对照</w:t>
             </w:r>
           </w:p>
         </w:tc>
       </w:tr>
       <w:tr>
-        <w:trPr>
-          <w:cantSplit/>
-        </w:trPr>
         <w:tc>
           <w:tcPr>
-            <w:tcW w:type="dxa" w:w="2000"/>
-            <w:vAlign w:val="center"/>
+            <w:tcW w:type="dxa" w:w="1700"/>
             <w:tcMar>
               <w:top w:w="80" w:type="dxa"/>
               <w:start w:w="120" w:type="dxa"/>
               <w:bottom w:w="80" w:type="dxa"/>
               <w:end w:w="120" w:type="dxa"/>
             </w:tcMar>
+            <w:vAlign w:val="center"/>
           </w:tcPr>
           <w:p>
             <w:pPr>
-              <w:spacing w:before="0" w:after="0" w:line="259" w:lineRule="auto"/>
+              <w:spacing w:after="0" w:line="276" w:lineRule="auto"/>
             </w:pPr>
             <w:r>
               <w:rPr>
                 <w:rFonts w:ascii="Calibri" w:hAnsi="Calibri" w:eastAsia="Microsoft YaHei"/>
-                <w:b/>
-                <w:sz w:val="18"/>
+                <w:b w:val="0"/>
+                <w:i w:val="0"/>
+                <w:color w:val="000000"/>
+                <w:sz w:val="20"/>
               </w:rPr>
-              <w:t>住宅小区</w:t>
+              <w:t>住宅候选</w:t>
             </w:r>
           </w:p>
         </w:tc>
         <w:tc>
           <w:tcPr>
-            <w:tcW w:type="dxa" w:w="3300"/>
-            <w:vAlign w:val="center"/>
+            <w:tcW w:type="dxa" w:w="7660"/>
             <w:tcMar>
               <w:top w:w="80" w:type="dxa"/>
               <w:start w:w="120" w:type="dxa"/>
               <w:bottom w:w="80" w:type="dxa"/>
               <w:end w:w="120" w:type="dxa"/>
             </w:tcMar>
+            <w:vAlign w:val="center"/>
           </w:tcPr>
           <w:p>
             <w:pPr>
-              <w:spacing w:before="0" w:after="0" w:line="259" w:lineRule="auto"/>
+              <w:spacing w:after="0" w:line="276" w:lineRule="auto"/>
             </w:pPr>
             <w:r>
               <w:rPr>
                 <w:rFonts w:ascii="Calibri" w:hAnsi="Calibri" w:eastAsia="Microsoft YaHei"/>
-                <w:sz w:val="18"/>
+                <w:b w:val="0"/>
+                <w:i w:val="0"/>
+                <w:color w:val="000000"/>
+                <w:sz w:val="20"/>
               </w:rPr>
-              <w:t>高德、百度、腾讯住宅 POI</w:t>
+              <w:t>高德、百度、腾讯严格住宅 POI；不使用旧 OSM 中国住宅池</w:t>
             </w:r>
           </w:p>
         </w:tc>
+      </w:tr>
+      <w:tr>
         <w:tc>
           <w:tcPr>
-            <w:tcW w:type="dxa" w:w="4060"/>
-            <w:vAlign w:val="center"/>
+            <w:tcW w:type="dxa" w:w="1700"/>
             <w:tcMar>
               <w:top w:w="80" w:type="dxa"/>
               <w:start w:w="120" w:type="dxa"/>
               <w:bottom w:w="80" w:type="dxa"/>
               <w:end w:w="120" w:type="dxa"/>
             </w:tcMar>
+            <w:vAlign w:val="center"/>
           </w:tcPr>
           <w:p>
             <w:pPr>
-              <w:spacing w:before="0" w:after="0" w:line="259" w:lineRule="auto"/>
+              <w:spacing w:after="0" w:line="276" w:lineRule="auto"/>
             </w:pPr>
             <w:r>
               <w:rPr>
                 <w:rFonts w:ascii="Calibri" w:hAnsi="Calibri" w:eastAsia="Microsoft YaHei"/>
-                <w:sz w:val="18"/>
+                <w:b w:val="0"/>
+                <w:i w:val="0"/>
+                <w:color w:val="000000"/>
+                <w:sz w:val="20"/>
               </w:rPr>
-              <w:t>至少两个独立平台的名称、行政区、地址和坐标一致</w:t>
+              <w:t>运行存储</w:t>
             </w:r>
           </w:p>
         </w:tc>
-      </w:tr>
-      <w:tr>
-        <w:trPr>
-          <w:cantSplit/>
-        </w:trPr>
         <w:tc>
           <w:tcPr>
-            <w:tcW w:type="dxa" w:w="2000"/>
-            <w:vAlign w:val="center"/>
+            <w:tcW w:type="dxa" w:w="7660"/>
             <w:tcMar>
               <w:top w:w="80" w:type="dxa"/>
               <w:start w:w="120" w:type="dxa"/>
               <w:bottom w:w="80" w:type="dxa"/>
               <w:end w:w="120" w:type="dxa"/>
             </w:tcMar>
+            <w:vAlign w:val="center"/>
           </w:tcPr>
           <w:p>
             <w:pPr>
-              <w:spacing w:before="0" w:after="0" w:line="259" w:lineRule="auto"/>
+              <w:spacing w:after="0" w:line="276" w:lineRule="auto"/>
             </w:pPr>
             <w:r>
               <w:rPr>
                 <w:rFonts w:ascii="Calibri" w:hAnsi="Calibri" w:eastAsia="Microsoft YaHei"/>
-                <w:b/>
-                <w:sz w:val="18"/>
+                <w:b w:val="0"/>
+                <w:i w:val="0"/>
+                <w:color w:val="000000"/>
+                <w:sz w:val="20"/>
               </w:rPr>
-              <w:t>门牌/地址</w:t>
+              <w:t>PostgreSQL 地址与控制数据</w:t>
             </w:r>
           </w:p>
         </w:tc>
+      </w:tr>
+      <w:tr>
         <w:tc>
           <w:tcPr>
-            <w:tcW w:type="dxa" w:w="3300"/>
-            <w:vAlign w:val="center"/>
+            <w:tcW w:type="dxa" w:w="1700"/>
             <w:tcMar>
               <w:top w:w="80" w:type="dxa"/>
               <w:start w:w="120" w:type="dxa"/>
               <w:bottom w:w="80" w:type="dxa"/>
               <w:end w:w="120" w:type="dxa"/>
             </w:tcMar>
+            <w:vAlign w:val="center"/>
           </w:tcPr>
           <w:p>
             <w:pPr>
-              <w:spacing w:before="0" w:after="0" w:line="259" w:lineRule="auto"/>
+              <w:spacing w:after="0" w:line="276" w:lineRule="auto"/>
             </w:pPr>
             <w:r>
               <w:rPr>
                 <w:rFonts w:ascii="Calibri" w:hAnsi="Calibri" w:eastAsia="Microsoft YaHei"/>
-                <w:sz w:val="18"/>
+                <w:b w:val="0"/>
+                <w:i w:val="0"/>
+                <w:color w:val="000000"/>
+                <w:sz w:val="20"/>
               </w:rPr>
-              <w:t>平台原始登记字段</w:t>
+              <w:t>公开读取</w:t>
             </w:r>
           </w:p>
         </w:tc>
         <w:tc>
           <w:tcPr>
-            <w:tcW w:type="dxa" w:w="4060"/>
-            <w:vAlign w:val="center"/>
+            <w:tcW w:type="dxa" w:w="7660"/>
             <w:tcMar>
               <w:top w:w="80" w:type="dxa"/>
               <w:start w:w="120" w:type="dxa"/>
               <w:bottom w:w="80" w:type="dxa"/>
               <w:end w:w="120" w:type="dxa"/>
             </w:tcMar>
+            <w:vAlign w:val="center"/>
           </w:tcPr>
           <w:p>
             <w:pPr>
-              <w:spacing w:before="0" w:after="0" w:line="259" w:lineRule="auto"/>
+              <w:spacing w:after="0" w:line="276" w:lineRule="auto"/>
             </w:pPr>
             <w:r>
               <w:rPr>
                 <w:rFonts w:ascii="Calibri" w:hAnsi="Calibri" w:eastAsia="Microsoft YaHei"/>
-                <w:sz w:val="18"/>
+                <w:b w:val="0"/>
+                <w:i w:val="0"/>
+                <w:color w:val="000000"/>
+                <w:sz w:val="20"/>
               </w:rPr>
-              <w:t>双方非空门牌必须完全一致；缺门牌来源不支持具体门牌</w:t>
+              <w:t>只读已发布且未过期的合格记录；随机范围覆盖全部合格地址</w:t>
             </w:r>
           </w:p>
         </w:tc>
       </w:tr>
       <w:tr>
-        <w:trPr>
-          <w:cantSplit/>
-        </w:trPr>
         <w:tc>
           <w:tcPr>
-            <w:tcW w:type="dxa" w:w="2000"/>
-            <w:vAlign w:val="center"/>
+            <w:tcW w:type="dxa" w:w="1700"/>
             <w:tcMar>
               <w:top w:w="80" w:type="dxa"/>
               <w:start w:w="120" w:type="dxa"/>
               <w:bottom w:w="80" w:type="dxa"/>
               <w:end w:w="120" w:type="dxa"/>
             </w:tcMar>
+            <w:vAlign w:val="center"/>
           </w:tcPr>
           <w:p>
             <w:pPr>
-              <w:spacing w:before="0" w:after="0" w:line="259" w:lineRule="auto"/>
+              <w:spacing w:after="0" w:line="276" w:lineRule="auto"/>
             </w:pPr>
             <w:r>
               <w:rPr>
                 <w:rFonts w:ascii="Calibri" w:hAnsi="Calibri" w:eastAsia="Microsoft YaHei"/>
-                <w:b/>
-                <w:sz w:val="18"/>
+                <w:b w:val="0"/>
+                <w:i w:val="0"/>
+                <w:color w:val="000000"/>
+                <w:sz w:val="20"/>
               </w:rPr>
-              <w:t>邮编</w:t>
+              <w:t>更新时间</w:t>
             </w:r>
           </w:p>
         </w:tc>
         <w:tc>
           <w:tcPr>
-            <w:tcW w:type="dxa" w:w="3300"/>
-            <w:vAlign w:val="center"/>
+            <w:tcW w:type="dxa" w:w="7660"/>
             <w:tcMar>
               <w:top w:w="80" w:type="dxa"/>
               <w:start w:w="120" w:type="dxa"/>
               <w:bottom w:w="80" w:type="dxa"/>
               <w:end w:w="120" w:type="dxa"/>
             </w:tcMar>
+            <w:vAlign w:val="center"/>
           </w:tcPr>
           <w:p>
             <w:pPr>
-              <w:spacing w:before="0" w:after="0" w:line="259" w:lineRule="auto"/>
+              <w:spacing w:after="0" w:line="276" w:lineRule="auto"/>
             </w:pPr>
             <w:r>
               <w:rPr>
                 <w:rFonts w:ascii="Calibri" w:hAnsi="Calibri" w:eastAsia="Microsoft YaHei"/>
-                <w:sz w:val="18"/>
+                <w:b w:val="0"/>
+                <w:i w:val="0"/>
+                <w:color w:val="000000"/>
+                <w:sz w:val="20"/>
               </w:rPr>
-              <w:t>来源记录或精确权威关系</w:t>
-            </w:r>
-          </w:p>
-        </w:tc>
-        <w:tc>
-          <w:tcPr>
-            <w:tcW w:type="dxa" w:w="4060"/>
-            <w:vAlign w:val="center"/>
-            <w:tcMar>
-              <w:top w:w="80" w:type="dxa"/>
-              <w:start w:w="120" w:type="dxa"/>
-              <w:bottom w:w="80" w:type="dxa"/>
-              <w:end w:w="120" w:type="dxa"/>
-            </w:tcMar>
-          </w:tcPr>
-          <w:p>
-            <w:pPr>
-              <w:spacing w:before="0" w:after="0" w:line="259" w:lineRule="auto"/>
-            </w:pPr>
-            <w:r>
-              <w:rPr>
-                <w:rFonts w:ascii="Calibri" w:hAnsi="Calibri" w:eastAsia="Microsoft YaHei"/>
-                <w:sz w:val="18"/>
-              </w:rPr>
-              <w:t>只清洗 6 位格式；冲突或缺失时为空</w:t>
-            </w:r>
-          </w:p>
-        </w:tc>
-      </w:tr>
-      <w:tr>
-        <w:trPr>
-          <w:cantSplit/>
-        </w:trPr>
-        <w:tc>
-          <w:tcPr>
-            <w:tcW w:type="dxa" w:w="2000"/>
-            <w:vAlign w:val="center"/>
-            <w:tcMar>
-              <w:top w:w="80" w:type="dxa"/>
-              <w:start w:w="120" w:type="dxa"/>
-              <w:bottom w:w="80" w:type="dxa"/>
-              <w:end w:w="120" w:type="dxa"/>
-            </w:tcMar>
-          </w:tcPr>
-          <w:p>
-            <w:pPr>
-              <w:spacing w:before="0" w:after="0" w:line="259" w:lineRule="auto"/>
-            </w:pPr>
-            <w:r>
-              <w:rPr>
-                <w:rFonts w:ascii="Calibri" w:hAnsi="Calibri" w:eastAsia="Microsoft YaHei"/>
-                <w:b/>
-                <w:sz w:val="18"/>
-              </w:rPr>
-              <w:t>栋/单元/楼层/房间</w:t>
-            </w:r>
-          </w:p>
-        </w:tc>
-        <w:tc>
-          <w:tcPr>
-            <w:tcW w:type="dxa" w:w="3300"/>
-            <w:vAlign w:val="center"/>
-            <w:tcMar>
-              <w:top w:w="80" w:type="dxa"/>
-              <w:start w:w="120" w:type="dxa"/>
-              <w:bottom w:w="80" w:type="dxa"/>
-              <w:end w:w="120" w:type="dxa"/>
-            </w:tcMar>
-          </w:tcPr>
-          <w:p>
-            <w:pPr>
-              <w:spacing w:before="0" w:after="0" w:line="259" w:lineRule="auto"/>
-            </w:pPr>
-            <w:r>
-              <w:rPr>
-                <w:rFonts w:ascii="Calibri" w:hAnsi="Calibri" w:eastAsia="Microsoft YaHei"/>
-                <w:sz w:val="18"/>
-              </w:rPr>
-              <w:t>同一上游记录的明确字段</w:t>
-            </w:r>
-          </w:p>
-        </w:tc>
-        <w:tc>
-          <w:tcPr>
-            <w:tcW w:type="dxa" w:w="4060"/>
-            <w:vAlign w:val="center"/>
-            <w:tcMar>
-              <w:top w:w="80" w:type="dxa"/>
-              <w:start w:w="120" w:type="dxa"/>
-              <w:bottom w:w="80" w:type="dxa"/>
-              <w:end w:w="120" w:type="dxa"/>
-            </w:tcMar>
-          </w:tcPr>
-          <w:p>
-            <w:pPr>
-              <w:spacing w:before="0" w:after="0" w:line="259" w:lineRule="auto"/>
-            </w:pPr>
-            <w:r>
-              <w:rPr>
-                <w:rFonts w:ascii="Calibri" w:hAnsi="Calibri" w:eastAsia="Microsoft YaHei"/>
-                <w:sz w:val="18"/>
-              </w:rPr>
-              <w:t>上游缺失时为空，不生成、不推断</w:t>
-            </w:r>
-          </w:p>
-        </w:tc>
-      </w:tr>
-      <w:tr>
-        <w:trPr>
-          <w:cantSplit/>
-        </w:trPr>
-        <w:tc>
-          <w:tcPr>
-            <w:tcW w:type="dxa" w:w="2000"/>
-            <w:vAlign w:val="center"/>
-            <w:tcMar>
-              <w:top w:w="80" w:type="dxa"/>
-              <w:start w:w="120" w:type="dxa"/>
-              <w:bottom w:w="80" w:type="dxa"/>
-              <w:end w:w="120" w:type="dxa"/>
-            </w:tcMar>
-          </w:tcPr>
-          <w:p>
-            <w:pPr>
-              <w:spacing w:before="0" w:after="0" w:line="259" w:lineRule="auto"/>
-            </w:pPr>
-            <w:r>
-              <w:rPr>
-                <w:rFonts w:ascii="Calibri" w:hAnsi="Calibri" w:eastAsia="Microsoft YaHei"/>
-                <w:b/>
-                <w:sz w:val="18"/>
-              </w:rPr>
-              <w:t>坐标</w:t>
-            </w:r>
-          </w:p>
-        </w:tc>
-        <w:tc>
-          <w:tcPr>
-            <w:tcW w:type="dxa" w:w="3300"/>
-            <w:vAlign w:val="center"/>
-            <w:tcMar>
-              <w:top w:w="80" w:type="dxa"/>
-              <w:start w:w="120" w:type="dxa"/>
-              <w:bottom w:w="80" w:type="dxa"/>
-              <w:end w:w="120" w:type="dxa"/>
-            </w:tcMar>
-          </w:tcPr>
-          <w:p>
-            <w:pPr>
-              <w:spacing w:before="0" w:after="0" w:line="259" w:lineRule="auto"/>
-            </w:pPr>
-            <w:r>
-              <w:rPr>
-                <w:rFonts w:ascii="Calibri" w:hAnsi="Calibri" w:eastAsia="Microsoft YaHei"/>
-                <w:sz w:val="18"/>
-              </w:rPr>
-              <w:t>高德/腾讯 GCJ-02；百度 BD-09</w:t>
-            </w:r>
-          </w:p>
-        </w:tc>
-        <w:tc>
-          <w:tcPr>
-            <w:tcW w:type="dxa" w:w="4060"/>
-            <w:vAlign w:val="center"/>
-            <w:tcMar>
-              <w:top w:w="80" w:type="dxa"/>
-              <w:start w:w="120" w:type="dxa"/>
-              <w:bottom w:w="80" w:type="dxa"/>
-              <w:end w:w="120" w:type="dxa"/>
-            </w:tcMar>
-          </w:tcPr>
-          <w:p>
-            <w:pPr>
-              <w:spacing w:before="0" w:after="0" w:line="259" w:lineRule="auto"/>
-            </w:pPr>
-            <w:r>
-              <w:rPr>
-                <w:rFonts w:ascii="Calibri" w:hAnsi="Calibri" w:eastAsia="Microsoft YaHei"/>
-                <w:sz w:val="18"/>
-              </w:rPr>
-              <w:t>保留原坐标系；WGS-84 只用于索引和 Google</w:t>
+              <w:t>2026-08-03</w:t>
             </w:r>
           </w:p>
         </w:tc>
@@ -676,86 +466,9 @@
     <w:p>
       <w:pPr>
         <w:pStyle w:val="Heading1"/>
-        <w:keepNext/>
-        <w:keepLines/>
       </w:pPr>
       <w:r>
-        <w:t>2. E3 交叉验证</w:t>
-      </w:r>
-    </w:p>
-    <w:p>
-      <w:pPr>
-        <w:numPr>
-          <w:ilvl w:val="0"/>
-          <w:numId w:val="901"/>
-        </w:numPr>
-        <w:spacing w:before="0" w:after="40" w:line="300" w:lineRule="auto"/>
-      </w:pPr>
-      <w:r>
-        <w:rPr>
-          <w:rFonts w:ascii="Calibri" w:hAnsi="Calibri" w:eastAsia="Microsoft YaHei"/>
-        </w:rPr>
-        <w:t>先限定省/市/区县/街道；行政层级冲突直接拒绝。</w:t>
-      </w:r>
-    </w:p>
-    <w:p>
-      <w:pPr>
-        <w:numPr>
-          <w:ilvl w:val="0"/>
-          <w:numId w:val="901"/>
-        </w:numPr>
-        <w:spacing w:before="0" w:after="40" w:line="300" w:lineRule="auto"/>
-      </w:pPr>
-      <w:r>
-        <w:rPr>
-          <w:rFonts w:ascii="Calibri" w:hAnsi="Calibri" w:eastAsia="Microsoft YaHei"/>
-        </w:rPr>
-        <w:t>规范化小区名、道路和门牌，同时保留原始字符串与平台 POI ID。</w:t>
-      </w:r>
-    </w:p>
-    <w:p>
-      <w:pPr>
-        <w:numPr>
-          <w:ilvl w:val="0"/>
-          <w:numId w:val="901"/>
-        </w:numPr>
-        <w:spacing w:before="0" w:after="40" w:line="300" w:lineRule="auto"/>
-      </w:pPr>
-      <w:r>
-        <w:rPr>
-          <w:rFonts w:ascii="Calibri" w:hAnsi="Calibri" w:eastAsia="Microsoft YaHei"/>
-        </w:rPr>
-        <w:t>转换坐标系后仅把空间距离作为辅助，不以“附近”推定同一住宅。</w:t>
-      </w:r>
-    </w:p>
-    <w:p>
-      <w:pPr>
-        <w:numPr>
-          <w:ilvl w:val="0"/>
-          <w:numId w:val="901"/>
-        </w:numPr>
-        <w:spacing w:before="0" w:after="40" w:line="300" w:lineRule="auto"/>
-      </w:pPr>
-      <w:r>
-        <w:rPr>
-          <w:rFonts w:ascii="Calibri" w:hAnsi="Calibri" w:eastAsia="Microsoft YaHei"/>
-        </w:rPr>
-        <w:t>小区和至少两个独立来源证据都必须处于 180 天有效窗口内。</w:t>
-      </w:r>
-    </w:p>
-    <w:p>
-      <w:pPr>
-        <w:numPr>
-          <w:ilvl w:val="0"/>
-          <w:numId w:val="901"/>
-        </w:numPr>
-        <w:spacing w:before="0" w:after="40" w:line="300" w:lineRule="auto"/>
-      </w:pPr>
-      <w:r>
-        <w:rPr>
-          <w:rFonts w:ascii="Calibri" w:hAnsi="Calibri" w:eastAsia="Microsoft YaHei"/>
-        </w:rPr>
-        <w:t>单平台、日期非法、证据过期或字段冲突的记录留在候选层。</w:t>
+        <w:t>1. 地址生成</w:t>
       </w:r>
     </w:p>
     <w:p>
@@ -765,72 +478,120 @@
       <w:r>
         <w:rPr>
           <w:rFonts w:ascii="Calibri" w:hAnsi="Calibri" w:eastAsia="Microsoft YaHei"/>
-          <w:b/>
-          <w:color w:val="7A5A00"/>
+          <w:b w:val="0"/>
+          <w:i w:val="0"/>
+          <w:color w:val="000000"/>
+          <w:sz w:val="22"/>
         </w:rPr>
-        <w:t>禁止推断：</w:t>
+        <w:t>系统从通过住宅分类、行政区、数字门牌、坐标和黑名单校验的平台记录中生成中国地址，并分别保存来源字段与合成室内字段。</w:t>
       </w:r>
+    </w:p>
+    <w:p>
+      <w:pPr>
+        <w:pStyle w:val="ListBullet"/>
+        <w:spacing w:after="80" w:line="300" w:lineRule="auto"/>
+        <w:ind w:left="540" w:hanging="271"/>
+      </w:pPr>
       <w:r>
         <w:rPr>
           <w:rFonts w:ascii="Calibri" w:hAnsi="Calibri" w:eastAsia="Microsoft YaHei"/>
+          <w:b w:val="0"/>
           <w:i w:val="0"/>
-          <w:color w:val="7A5A00"/>
+          <w:color w:val="000000"/>
+          <w:sz w:val="22"/>
         </w:rPr>
-        <w:t>邮编合法、名称含“小区”或附近有住宅建筑都不能把普通地址提升为住宅地址。</w:t>
+        <w:t>省、市、区县、街道/道路、数字门牌、小区名称和坐标来自合格平台记录及行政区关系。</w:t>
+      </w:r>
+    </w:p>
+    <w:p>
+      <w:pPr>
+        <w:pStyle w:val="ListBullet"/>
+        <w:spacing w:after="80" w:line="300" w:lineRule="auto"/>
+        <w:ind w:left="540" w:hanging="271"/>
+      </w:pPr>
+      <w:r>
+        <w:rPr>
+          <w:rFonts w:ascii="Calibri" w:hAnsi="Calibri" w:eastAsia="Microsoft YaHei"/>
+          <w:b w:val="0"/>
+          <w:i w:val="0"/>
+          <w:color w:val="000000"/>
+          <w:sz w:val="22"/>
+        </w:rPr>
+        <w:t>中国住宅模式可生成 1–3 栋、1–3 单元、2–6 楼范围内的房间后缀；响应明确标记 synthetic，不覆盖来源地址。</w:t>
+      </w:r>
+    </w:p>
+    <w:p>
+      <w:pPr>
+        <w:pStyle w:val="ListBullet"/>
+        <w:spacing w:after="80" w:line="300" w:lineRule="auto"/>
+        <w:ind w:left="540" w:hanging="271"/>
+      </w:pPr>
+      <w:r>
+        <w:rPr>
+          <w:rFonts w:ascii="Calibri" w:hAnsi="Calibri" w:eastAsia="Microsoft YaHei"/>
+          <w:b w:val="0"/>
+          <w:i w:val="0"/>
+          <w:color w:val="000000"/>
+          <w:sz w:val="22"/>
+        </w:rPr>
+        <w:t>中国不合成邮编；筛选无覆盖时返回错误，不替换成其他城市、省份或全国地址。</w:t>
       </w:r>
     </w:p>
     <w:p>
       <w:pPr>
         <w:pStyle w:val="Heading1"/>
-        <w:keepNext/>
-        <w:keepLines/>
       </w:pPr>
       <w:r>
-        <w:t>3. 自动同步与预算</w:t>
+        <w:t>2. 数据流与 PostgreSQL</w:t>
       </w:r>
     </w:p>
     <w:tbl>
       <w:tblPr>
-        <w:tblStyle w:val="TableGrid"/>
         <w:tblW w:type="dxa" w:w="9360"/>
         <w:jc w:val="left"/>
+        <w:tblInd w:w="120" w:type="dxa"/>
+        <w:tblBorders>
+          <w:top w:val="single" w:sz="4" w:color="C8D2DE"/>
+          <w:left w:val="single" w:sz="4" w:color="C8D2DE"/>
+          <w:bottom w:val="single" w:sz="4" w:color="C8D2DE"/>
+          <w:right w:val="single" w:sz="4" w:color="C8D2DE"/>
+          <w:insideH w:val="single" w:sz="4" w:color="C8D2DE"/>
+          <w:insideV w:val="single" w:sz="4" w:color="C8D2DE"/>
+        </w:tblBorders>
         <w:tblLayout w:type="fixed"/>
         <w:tblLook w:firstColumn="1" w:firstRow="1" w:lastColumn="0" w:lastRow="0" w:noHBand="0" w:noVBand="1" w:val="04A0"/>
-        <w:tblInd w:w="120" w:type="dxa"/>
       </w:tblPr>
       <w:tblGrid>
         <w:gridCol w:w="1700"/>
-        <w:gridCol w:w="4800"/>
-        <w:gridCol w:w="2860"/>
+        <w:gridCol w:w="7660"/>
       </w:tblGrid>
       <w:tr>
         <w:trPr>
           <w:tblHeader w:val="true"/>
-          <w:cantSplit/>
         </w:trPr>
         <w:tc>
           <w:tcPr>
             <w:tcW w:type="dxa" w:w="1700"/>
             <w:shd w:fill="E8EEF5" w:val="clear"/>
-            <w:vAlign w:val="center"/>
             <w:tcMar>
               <w:top w:w="80" w:type="dxa"/>
               <w:start w:w="120" w:type="dxa"/>
               <w:bottom w:w="80" w:type="dxa"/>
               <w:end w:w="120" w:type="dxa"/>
             </w:tcMar>
+            <w:vAlign w:val="center"/>
           </w:tcPr>
           <w:p>
             <w:pPr>
-              <w:spacing w:before="0" w:after="0" w:line="240" w:lineRule="auto"/>
-              <w:jc w:val="center"/>
+              <w:spacing w:after="0"/>
             </w:pPr>
             <w:r>
               <w:rPr>
                 <w:rFonts w:ascii="Calibri" w:hAnsi="Calibri" w:eastAsia="Microsoft YaHei"/>
                 <w:b/>
-                <w:color w:val="0B2545"/>
-                <w:sz w:val="19"/>
+                <w:i w:val="0"/>
+                <w:color w:val="1F4D78"/>
+                <w:sz w:val="22"/>
               </w:rPr>
               <w:t>阶段</w:t>
             </w:r>
@@ -838,319 +599,280 @@
         </w:tc>
         <w:tc>
           <w:tcPr>
-            <w:tcW w:type="dxa" w:w="4800"/>
+            <w:tcW w:type="dxa" w:w="7660"/>
             <w:shd w:fill="E8EEF5" w:val="clear"/>
-            <w:vAlign w:val="center"/>
             <w:tcMar>
               <w:top w:w="80" w:type="dxa"/>
               <w:start w:w="120" w:type="dxa"/>
               <w:bottom w:w="80" w:type="dxa"/>
               <w:end w:w="120" w:type="dxa"/>
             </w:tcMar>
+            <w:vAlign w:val="center"/>
           </w:tcPr>
           <w:p>
             <w:pPr>
-              <w:spacing w:before="0" w:after="0" w:line="240" w:lineRule="auto"/>
-              <w:jc w:val="center"/>
+              <w:spacing w:after="0"/>
             </w:pPr>
             <w:r>
               <w:rPr>
                 <w:rFonts w:ascii="Calibri" w:hAnsi="Calibri" w:eastAsia="Microsoft YaHei"/>
                 <w:b/>
-                <w:color w:val="0B2545"/>
-                <w:sz w:val="19"/>
+                <w:i w:val="0"/>
+                <w:color w:val="1F4D78"/>
+                <w:sz w:val="22"/>
               </w:rPr>
-              <w:t>行为</w:t>
+              <w:t>处理</w:t>
             </w:r>
           </w:p>
         </w:tc>
+      </w:tr>
+      <w:tr>
         <w:tc>
           <w:tcPr>
-            <w:tcW w:type="dxa" w:w="2860"/>
-            <w:shd w:fill="E8EEF5" w:val="clear"/>
-            <w:vAlign w:val="center"/>
+            <w:tcW w:type="dxa" w:w="1700"/>
             <w:tcMar>
               <w:top w:w="80" w:type="dxa"/>
               <w:start w:w="120" w:type="dxa"/>
               <w:bottom w:w="80" w:type="dxa"/>
               <w:end w:w="120" w:type="dxa"/>
             </w:tcMar>
+            <w:vAlign w:val="center"/>
           </w:tcPr>
           <w:p>
             <w:pPr>
-              <w:spacing w:before="0" w:after="0" w:line="240" w:lineRule="auto"/>
-              <w:jc w:val="center"/>
+              <w:spacing w:after="0" w:line="276" w:lineRule="auto"/>
             </w:pPr>
             <w:r>
               <w:rPr>
                 <w:rFonts w:ascii="Calibri" w:hAnsi="Calibri" w:eastAsia="Microsoft YaHei"/>
-                <w:b/>
-                <w:color w:val="0B2545"/>
-                <w:sz w:val="19"/>
+                <w:b w:val="0"/>
+                <w:i w:val="0"/>
+                <w:color w:val="000000"/>
+                <w:sz w:val="20"/>
               </w:rPr>
-              <w:t>失败处理</w:t>
+              <w:t>发现</w:t>
             </w:r>
           </w:p>
         </w:tc>
-      </w:tr>
-      <w:tr>
-        <w:trPr>
-          <w:cantSplit/>
-        </w:trPr>
         <w:tc>
           <w:tcPr>
-            <w:tcW w:type="dxa" w:w="1700"/>
-            <w:vAlign w:val="center"/>
+            <w:tcW w:type="dxa" w:w="7660"/>
             <w:tcMar>
               <w:top w:w="80" w:type="dxa"/>
               <w:start w:w="120" w:type="dxa"/>
               <w:bottom w:w="80" w:type="dxa"/>
               <w:end w:w="120" w:type="dxa"/>
             </w:tcMar>
+            <w:vAlign w:val="center"/>
           </w:tcPr>
           <w:p>
             <w:pPr>
-              <w:spacing w:before="0" w:after="0" w:line="259" w:lineRule="auto"/>
+              <w:spacing w:after="0" w:line="276" w:lineRule="auto"/>
             </w:pPr>
             <w:r>
               <w:rPr>
                 <w:rFonts w:ascii="Calibri" w:hAnsi="Calibri" w:eastAsia="Microsoft YaHei"/>
-                <w:b/>
-                <w:sz w:val="18"/>
+                <w:b w:val="0"/>
+                <w:i w:val="0"/>
+                <w:color w:val="000000"/>
+                <w:sz w:val="20"/>
               </w:rPr>
-              <w:t>行政区</w:t>
+              <w:t>AreaCity 版本检查；按 6 位区县 adcode 生成同步目标。</w:t>
             </w:r>
           </w:p>
         </w:tc>
+      </w:tr>
+      <w:tr>
         <w:tc>
           <w:tcPr>
-            <w:tcW w:type="dxa" w:w="4800"/>
-            <w:vAlign w:val="center"/>
+            <w:tcW w:type="dxa" w:w="1700"/>
             <w:tcMar>
               <w:top w:w="80" w:type="dxa"/>
               <w:start w:w="120" w:type="dxa"/>
               <w:bottom w:w="80" w:type="dxa"/>
               <w:end w:w="120" w:type="dxa"/>
             </w:tcMar>
+            <w:vAlign w:val="center"/>
           </w:tcPr>
           <w:p>
             <w:pPr>
-              <w:spacing w:before="0" w:after="0" w:line="259" w:lineRule="auto"/>
+              <w:spacing w:after="0" w:line="276" w:lineRule="auto"/>
             </w:pPr>
             <w:r>
               <w:rPr>
                 <w:rFonts w:ascii="Calibri" w:hAnsi="Calibri" w:eastAsia="Microsoft YaHei"/>
-                <w:sz w:val="18"/>
+                <w:b w:val="0"/>
+                <w:i w:val="0"/>
+                <w:color w:val="000000"/>
+                <w:sz w:val="20"/>
               </w:rPr>
-              <w:t>发现 AreaCity 新版后导入并与民政部版本对照</w:t>
+              <w:t>采集</w:t>
             </w:r>
           </w:p>
         </w:tc>
         <w:tc>
           <w:tcPr>
-            <w:tcW w:type="dxa" w:w="2860"/>
-            <w:vAlign w:val="center"/>
+            <w:tcW w:type="dxa" w:w="7660"/>
             <w:tcMar>
               <w:top w:w="80" w:type="dxa"/>
               <w:start w:w="120" w:type="dxa"/>
               <w:bottom w:w="80" w:type="dxa"/>
               <w:end w:w="120" w:type="dxa"/>
             </w:tcMar>
+            <w:vAlign w:val="center"/>
           </w:tcPr>
           <w:p>
             <w:pPr>
-              <w:spacing w:before="0" w:after="0" w:line="259" w:lineRule="auto"/>
+              <w:spacing w:after="0" w:line="276" w:lineRule="auto"/>
             </w:pPr>
             <w:r>
               <w:rPr>
                 <w:rFonts w:ascii="Calibri" w:hAnsi="Calibri" w:eastAsia="Microsoft YaHei"/>
-                <w:sz w:val="18"/>
+                <w:b w:val="0"/>
+                <w:i w:val="0"/>
+                <w:color w:val="000000"/>
+                <w:sz w:val="20"/>
               </w:rPr>
-              <w:t>保留上版与 checkpoint</w:t>
+              <w:t>逐平台、逐 Key、逐页获取候选；保存规范字段、判定和拒绝原因，不保存完整原始响应。</w:t>
             </w:r>
           </w:p>
         </w:tc>
       </w:tr>
       <w:tr>
-        <w:trPr>
-          <w:cantSplit/>
-        </w:trPr>
         <w:tc>
           <w:tcPr>
             <w:tcW w:type="dxa" w:w="1700"/>
-            <w:vAlign w:val="center"/>
             <w:tcMar>
               <w:top w:w="80" w:type="dxa"/>
               <w:start w:w="120" w:type="dxa"/>
               <w:bottom w:w="80" w:type="dxa"/>
               <w:end w:w="120" w:type="dxa"/>
             </w:tcMar>
+            <w:vAlign w:val="center"/>
           </w:tcPr>
           <w:p>
             <w:pPr>
-              <w:spacing w:before="0" w:after="0" w:line="259" w:lineRule="auto"/>
+              <w:spacing w:after="0" w:line="276" w:lineRule="auto"/>
             </w:pPr>
             <w:r>
               <w:rPr>
                 <w:rFonts w:ascii="Calibri" w:hAnsi="Calibri" w:eastAsia="Microsoft YaHei"/>
-                <w:b/>
-                <w:sz w:val="18"/>
+                <w:b w:val="0"/>
+                <w:i w:val="0"/>
+                <w:color w:val="000000"/>
+                <w:sz w:val="20"/>
               </w:rPr>
-              <w:t>POI 采集</w:t>
+              <w:t>验证</w:t>
             </w:r>
           </w:p>
         </w:tc>
         <w:tc>
           <w:tcPr>
-            <w:tcW w:type="dxa" w:w="4800"/>
-            <w:vAlign w:val="center"/>
+            <w:tcW w:type="dxa" w:w="7660"/>
             <w:tcMar>
               <w:top w:w="80" w:type="dxa"/>
               <w:start w:w="120" w:type="dxa"/>
               <w:bottom w:w="80" w:type="dxa"/>
               <w:end w:w="120" w:type="dxa"/>
             </w:tcMar>
+            <w:vAlign w:val="center"/>
           </w:tcPr>
           <w:p>
             <w:pPr>
-              <w:spacing w:before="0" w:after="0" w:line="259" w:lineRule="auto"/>
+              <w:spacing w:after="0" w:line="276" w:lineRule="auto"/>
             </w:pPr>
             <w:r>
               <w:rPr>
                 <w:rFonts w:ascii="Calibri" w:hAnsi="Calibri" w:eastAsia="Microsoft YaHei"/>
-                <w:sz w:val="18"/>
+                <w:b w:val="0"/>
+                <w:i w:val="0"/>
+                <w:color w:val="000000"/>
+                <w:sz w:val="20"/>
               </w:rPr>
-              <w:t>按区县/平台/页码调用，只使用免费预算</w:t>
+              <w:t>检查住宅分类、名称、行政层、数字门牌、坐标、黑名单和国家边界。</w:t>
             </w:r>
           </w:p>
         </w:tc>
+      </w:tr>
+      <w:tr>
         <w:tc>
           <w:tcPr>
-            <w:tcW w:type="dxa" w:w="2860"/>
-            <w:vAlign w:val="center"/>
+            <w:tcW w:type="dxa" w:w="1700"/>
             <w:tcMar>
               <w:top w:w="80" w:type="dxa"/>
               <w:start w:w="120" w:type="dxa"/>
               <w:bottom w:w="80" w:type="dxa"/>
               <w:end w:w="120" w:type="dxa"/>
             </w:tcMar>
+            <w:vAlign w:val="center"/>
           </w:tcPr>
           <w:p>
             <w:pPr>
-              <w:spacing w:before="0" w:after="0" w:line="259" w:lineRule="auto"/>
+              <w:spacing w:after="0" w:line="276" w:lineRule="auto"/>
             </w:pPr>
             <w:r>
               <w:rPr>
                 <w:rFonts w:ascii="Calibri" w:hAnsi="Calibri" w:eastAsia="Microsoft YaHei"/>
-                <w:sz w:val="18"/>
+                <w:b w:val="0"/>
+                <w:i w:val="0"/>
+                <w:color w:val="000000"/>
+                <w:sz w:val="20"/>
               </w:rPr>
-              <w:t>QPS 退避；额度耗尽暂停到下一周期</w:t>
+              <w:t>合并</w:t>
             </w:r>
           </w:p>
         </w:tc>
-      </w:tr>
-      <w:tr>
-        <w:trPr>
-          <w:cantSplit/>
-        </w:trPr>
         <w:tc>
           <w:tcPr>
-            <w:tcW w:type="dxa" w:w="1700"/>
-            <w:vAlign w:val="center"/>
+            <w:tcW w:type="dxa" w:w="7660"/>
             <w:tcMar>
               <w:top w:w="80" w:type="dxa"/>
               <w:start w:w="120" w:type="dxa"/>
               <w:bottom w:w="80" w:type="dxa"/>
               <w:end w:w="120" w:type="dxa"/>
             </w:tcMar>
+            <w:vAlign w:val="center"/>
           </w:tcPr>
           <w:p>
             <w:pPr>
-              <w:spacing w:before="0" w:after="0" w:line="259" w:lineRule="auto"/>
+              <w:spacing w:after="0" w:line="276" w:lineRule="auto"/>
             </w:pPr>
             <w:r>
               <w:rPr>
                 <w:rFonts w:ascii="Calibri" w:hAnsi="Calibri" w:eastAsia="Microsoft YaHei"/>
-                <w:b/>
-                <w:sz w:val="18"/>
+                <w:b w:val="0"/>
+                <w:i w:val="0"/>
+                <w:color w:val="000000"/>
+                <w:sz w:val="20"/>
               </w:rPr>
-              <w:t>规范化</w:t>
+              <w:t>同城同区、规范名称接近、距离不超过 300 米且门牌一致时合并来源。</w:t>
             </w:r>
           </w:p>
         </w:tc>
+      </w:tr>
+      <w:tr>
         <w:tc>
           <w:tcPr>
-            <w:tcW w:type="dxa" w:w="4800"/>
-            <w:vAlign w:val="center"/>
+            <w:tcW w:type="dxa" w:w="1700"/>
             <w:tcMar>
               <w:top w:w="80" w:type="dxa"/>
               <w:start w:w="120" w:type="dxa"/>
               <w:bottom w:w="80" w:type="dxa"/>
               <w:end w:w="120" w:type="dxa"/>
             </w:tcMar>
+            <w:vAlign w:val="center"/>
           </w:tcPr>
           <w:p>
             <w:pPr>
-              <w:spacing w:before="0" w:after="0" w:line="259" w:lineRule="auto"/>
+              <w:spacing w:after="0" w:line="276" w:lineRule="auto"/>
             </w:pPr>
             <w:r>
               <w:rPr>
                 <w:rFonts w:ascii="Calibri" w:hAnsi="Calibri" w:eastAsia="Microsoft YaHei"/>
-                <w:sz w:val="18"/>
-              </w:rPr>
-              <w:t>保留原始证据、坐标系和观测时间</w:t>
-            </w:r>
-          </w:p>
-        </w:tc>
-        <w:tc>
-          <w:tcPr>
-            <w:tcW w:type="dxa" w:w="2860"/>
-            <w:vAlign w:val="center"/>
-            <w:tcMar>
-              <w:top w:w="80" w:type="dxa"/>
-              <w:start w:w="120" w:type="dxa"/>
-              <w:bottom w:w="80" w:type="dxa"/>
-              <w:end w:w="120" w:type="dxa"/>
-            </w:tcMar>
-          </w:tcPr>
-          <w:p>
-            <w:pPr>
-              <w:spacing w:before="0" w:after="0" w:line="259" w:lineRule="auto"/>
-            </w:pPr>
-            <w:r>
-              <w:rPr>
-                <w:rFonts w:ascii="Calibri" w:hAnsi="Calibri" w:eastAsia="Microsoft YaHei"/>
-                <w:sz w:val="18"/>
-              </w:rPr>
-              <w:t>异常记录进隔离层</w:t>
-            </w:r>
-          </w:p>
-        </w:tc>
-      </w:tr>
-      <w:tr>
-        <w:trPr>
-          <w:cantSplit/>
-        </w:trPr>
-        <w:tc>
-          <w:tcPr>
-            <w:tcW w:type="dxa" w:w="1700"/>
-            <w:vAlign w:val="center"/>
-            <w:tcMar>
-              <w:top w:w="80" w:type="dxa"/>
-              <w:start w:w="120" w:type="dxa"/>
-              <w:bottom w:w="80" w:type="dxa"/>
-              <w:end w:w="120" w:type="dxa"/>
-            </w:tcMar>
-          </w:tcPr>
-          <w:p>
-            <w:pPr>
-              <w:spacing w:before="0" w:after="0" w:line="259" w:lineRule="auto"/>
-            </w:pPr>
-            <w:r>
-              <w:rPr>
-                <w:rFonts w:ascii="Calibri" w:hAnsi="Calibri" w:eastAsia="Microsoft YaHei"/>
-                <w:b/>
-                <w:sz w:val="18"/>
+                <w:b w:val="0"/>
+                <w:i w:val="0"/>
+                <w:color w:val="000000"/>
+                <w:sz w:val="20"/>
               </w:rPr>
               <w:t>发布</w:t>
             </w:r>
@@ -1158,49 +880,84 @@
         </w:tc>
         <w:tc>
           <w:tcPr>
-            <w:tcW w:type="dxa" w:w="4800"/>
-            <w:vAlign w:val="center"/>
+            <w:tcW w:type="dxa" w:w="7660"/>
             <w:tcMar>
               <w:top w:w="80" w:type="dxa"/>
               <w:start w:w="120" w:type="dxa"/>
               <w:bottom w:w="80" w:type="dxa"/>
               <w:end w:w="120" w:type="dxa"/>
             </w:tcMar>
+            <w:vAlign w:val="center"/>
           </w:tcPr>
           <w:p>
             <w:pPr>
-              <w:spacing w:before="0" w:after="0" w:line="259" w:lineRule="auto"/>
+              <w:spacing w:after="0" w:line="276" w:lineRule="auto"/>
             </w:pPr>
             <w:r>
               <w:rPr>
                 <w:rFonts w:ascii="Calibri" w:hAnsi="Calibri" w:eastAsia="Microsoft YaHei"/>
-                <w:sz w:val="18"/>
+                <w:b w:val="0"/>
+                <w:i w:val="0"/>
+                <w:color w:val="000000"/>
+                <w:sz w:val="20"/>
               </w:rPr>
-              <w:t>候选快照通过 E3 门禁后原子切换 active</w:t>
+              <w:t>PostgreSQL 事务更新发布层、覆盖统计和随机索引；失败保留上一份合格快照。</w:t>
             </w:r>
           </w:p>
         </w:tc>
+      </w:tr>
+      <w:tr>
         <w:tc>
           <w:tcPr>
-            <w:tcW w:type="dxa" w:w="2860"/>
-            <w:vAlign w:val="center"/>
+            <w:tcW w:type="dxa" w:w="1700"/>
             <w:tcMar>
               <w:top w:w="80" w:type="dxa"/>
               <w:start w:w="120" w:type="dxa"/>
               <w:bottom w:w="80" w:type="dxa"/>
               <w:end w:w="120" w:type="dxa"/>
             </w:tcMar>
+            <w:vAlign w:val="center"/>
           </w:tcPr>
           <w:p>
             <w:pPr>
-              <w:spacing w:before="0" w:after="0" w:line="259" w:lineRule="auto"/>
+              <w:spacing w:after="0" w:line="276" w:lineRule="auto"/>
             </w:pPr>
             <w:r>
               <w:rPr>
                 <w:rFonts w:ascii="Calibri" w:hAnsi="Calibri" w:eastAsia="Microsoft YaHei"/>
-                <w:sz w:val="18"/>
+                <w:b w:val="0"/>
+                <w:i w:val="0"/>
+                <w:color w:val="000000"/>
+                <w:sz w:val="20"/>
               </w:rPr>
-              <w:t>门禁失败继续使用上一 active 快照</w:t>
+              <w:t>读取</w:t>
+            </w:r>
+          </w:p>
+        </w:tc>
+        <w:tc>
+          <w:tcPr>
+            <w:tcW w:type="dxa" w:w="7660"/>
+            <w:tcMar>
+              <w:top w:w="80" w:type="dxa"/>
+              <w:start w:w="120" w:type="dxa"/>
+              <w:bottom w:w="80" w:type="dxa"/>
+              <w:end w:w="120" w:type="dxa"/>
+            </w:tcMar>
+            <w:vAlign w:val="center"/>
+          </w:tcPr>
+          <w:p>
+            <w:pPr>
+              <w:spacing w:after="0" w:line="276" w:lineRule="auto"/>
+            </w:pPr>
+            <w:r>
+              <w:rPr>
+                <w:rFonts w:ascii="Calibri" w:hAnsi="Calibri" w:eastAsia="Microsoft YaHei"/>
+                <w:b w:val="0"/>
+                <w:i w:val="0"/>
+                <w:color w:val="000000"/>
+                <w:sz w:val="20"/>
+              </w:rPr>
+              <w:t>API 从内存筛选/随机索引选出引用，再按主键读取 PostgreSQL 完整记录。</w:t>
             </w:r>
           </w:p>
         </w:tc>
@@ -1213,785 +970,382 @@
     </w:p>
     <w:p>
       <w:pPr>
-        <w:numPr>
-          <w:ilvl w:val="0"/>
-          <w:numId w:val="901"/>
-        </w:numPr>
-        <w:spacing w:before="0" w:after="40" w:line="300" w:lineRule="auto"/>
+        <w:spacing w:before="0" w:after="120" w:line="300" w:lineRule="auto"/>
       </w:pPr>
       <w:r>
         <w:rPr>
           <w:rFonts w:ascii="Calibri" w:hAnsi="Calibri" w:eastAsia="Microsoft YaHei"/>
+          <w:b w:val="0"/>
+          <w:i w:val="0"/>
+          <w:color w:val="000000"/>
+          <w:sz w:val="22"/>
         </w:rPr>
-        <w:t>高德、百度、腾讯的额度以官方控制台、接口响应和管理员预算中的更小值为准。</w:t>
-      </w:r>
-    </w:p>
-    <w:p>
-      <w:pPr>
-        <w:numPr>
-          <w:ilvl w:val="0"/>
-          <w:numId w:val="901"/>
-        </w:numPr>
-        <w:spacing w:before="0" w:after="40" w:line="300" w:lineRule="auto"/>
-      </w:pPr>
-      <w:r>
-        <w:rPr>
-          <w:rFonts w:ascii="Calibri" w:hAnsi="Calibri" w:eastAsia="Microsoft YaHei"/>
-        </w:rPr>
-        <w:t>腾讯 `120` 按 QPS 冷却，`121` 按当日额度耗尽暂停；checkpoint 不重复消耗已完成页。</w:t>
+        <w:t>服务启动可以花费更多时间预热索引；启动完成后的生成、国家切换、筛选和后台读取优先保证低延迟。</w:t>
       </w:r>
     </w:p>
     <w:p>
       <w:pPr>
         <w:pStyle w:val="Heading1"/>
-        <w:keepNext/>
-        <w:keepLines/>
       </w:pPr>
       <w:r>
-        <w:t>4. Key 分类、轮换与安全</w:t>
+        <w:t>3. 发布门禁与 L1/L2/L3</w:t>
       </w:r>
     </w:p>
     <w:tbl>
       <w:tblPr>
-        <w:tblStyle w:val="TableGrid"/>
         <w:tblW w:type="dxa" w:w="9360"/>
         <w:jc w:val="left"/>
+        <w:tblInd w:w="120" w:type="dxa"/>
+        <w:tblBorders>
+          <w:top w:val="single" w:sz="4" w:color="C8D2DE"/>
+          <w:left w:val="single" w:sz="4" w:color="C8D2DE"/>
+          <w:bottom w:val="single" w:sz="4" w:color="C8D2DE"/>
+          <w:right w:val="single" w:sz="4" w:color="C8D2DE"/>
+          <w:insideH w:val="single" w:sz="4" w:color="C8D2DE"/>
+          <w:insideV w:val="single" w:sz="4" w:color="C8D2DE"/>
+        </w:tblBorders>
         <w:tblLayout w:type="fixed"/>
         <w:tblLook w:firstColumn="1" w:firstRow="1" w:lastColumn="0" w:lastRow="0" w:noHBand="0" w:noVBand="1" w:val="04A0"/>
-        <w:tblInd w:w="120" w:type="dxa"/>
       </w:tblPr>
       <w:tblGrid>
-        <w:gridCol w:w="2450"/>
-        <w:gridCol w:w="2700"/>
-        <w:gridCol w:w="1500"/>
-        <w:gridCol w:w="2710"/>
+        <w:gridCol w:w="1150"/>
+        <w:gridCol w:w="6110"/>
+        <w:gridCol w:w="2100"/>
       </w:tblGrid>
       <w:tr>
         <w:trPr>
           <w:tblHeader w:val="true"/>
-          <w:cantSplit/>
         </w:trPr>
         <w:tc>
           <w:tcPr>
-            <w:tcW w:type="dxa" w:w="2450"/>
+            <w:tcW w:type="dxa" w:w="1150"/>
             <w:shd w:fill="E8EEF5" w:val="clear"/>
-            <w:vAlign w:val="center"/>
             <w:tcMar>
               <w:top w:w="80" w:type="dxa"/>
               <w:start w:w="120" w:type="dxa"/>
               <w:bottom w:w="80" w:type="dxa"/>
               <w:end w:w="120" w:type="dxa"/>
             </w:tcMar>
+            <w:vAlign w:val="center"/>
           </w:tcPr>
           <w:p>
             <w:pPr>
-              <w:spacing w:before="0" w:after="0" w:line="240" w:lineRule="auto"/>
-              <w:jc w:val="center"/>
+              <w:spacing w:after="0"/>
             </w:pPr>
             <w:r>
               <w:rPr>
                 <w:rFonts w:ascii="Calibri" w:hAnsi="Calibri" w:eastAsia="Microsoft YaHei"/>
                 <w:b/>
-                <w:color w:val="0B2545"/>
-                <w:sz w:val="19"/>
+                <w:i w:val="0"/>
+                <w:color w:val="1F4D78"/>
+                <w:sz w:val="22"/>
               </w:rPr>
-              <w:t>变量/凭据</w:t>
+              <w:t>等级</w:t>
             </w:r>
           </w:p>
         </w:tc>
         <w:tc>
           <w:tcPr>
-            <w:tcW w:type="dxa" w:w="2700"/>
+            <w:tcW w:type="dxa" w:w="6110"/>
             <w:shd w:fill="E8EEF5" w:val="clear"/>
-            <w:vAlign w:val="center"/>
             <w:tcMar>
               <w:top w:w="80" w:type="dxa"/>
               <w:start w:w="120" w:type="dxa"/>
               <w:bottom w:w="80" w:type="dxa"/>
               <w:end w:w="120" w:type="dxa"/>
             </w:tcMar>
+            <w:vAlign w:val="center"/>
           </w:tcPr>
           <w:p>
             <w:pPr>
-              <w:spacing w:before="0" w:after="0" w:line="240" w:lineRule="auto"/>
-              <w:jc w:val="center"/>
+              <w:spacing w:after="0"/>
             </w:pPr>
             <w:r>
               <w:rPr>
                 <w:rFonts w:ascii="Calibri" w:hAnsi="Calibri" w:eastAsia="Microsoft YaHei"/>
                 <w:b/>
-                <w:color w:val="0B2545"/>
-                <w:sz w:val="19"/>
+                <w:i w:val="0"/>
+                <w:color w:val="1F4D78"/>
+                <w:sz w:val="22"/>
               </w:rPr>
-              <w:t>用途</w:t>
+              <w:t>定义</w:t>
             </w:r>
           </w:p>
         </w:tc>
         <w:tc>
           <w:tcPr>
-            <w:tcW w:type="dxa" w:w="1500"/>
+            <w:tcW w:type="dxa" w:w="2100"/>
             <w:shd w:fill="E8EEF5" w:val="clear"/>
-            <w:vAlign w:val="center"/>
             <w:tcMar>
               <w:top w:w="80" w:type="dxa"/>
               <w:start w:w="120" w:type="dxa"/>
               <w:bottom w:w="80" w:type="dxa"/>
               <w:end w:w="120" w:type="dxa"/>
             </w:tcMar>
+            <w:vAlign w:val="center"/>
           </w:tcPr>
           <w:p>
             <w:pPr>
-              <w:spacing w:before="0" w:after="0" w:line="240" w:lineRule="auto"/>
-              <w:jc w:val="center"/>
+              <w:spacing w:after="0"/>
             </w:pPr>
             <w:r>
               <w:rPr>
                 <w:rFonts w:ascii="Calibri" w:hAnsi="Calibri" w:eastAsia="Microsoft YaHei"/>
                 <w:b/>
-                <w:color w:val="0B2545"/>
-                <w:sz w:val="19"/>
+                <w:i w:val="0"/>
+                <w:color w:val="1F4D78"/>
+                <w:sz w:val="22"/>
               </w:rPr>
-              <w:t>浏览器</w:t>
+              <w:t>可否发布</w:t>
             </w:r>
           </w:p>
         </w:tc>
+      </w:tr>
+      <w:tr>
         <w:tc>
           <w:tcPr>
-            <w:tcW w:type="dxa" w:w="2710"/>
-            <w:shd w:fill="E8EEF5" w:val="clear"/>
-            <w:vAlign w:val="center"/>
+            <w:tcW w:type="dxa" w:w="1150"/>
             <w:tcMar>
               <w:top w:w="80" w:type="dxa"/>
               <w:start w:w="120" w:type="dxa"/>
               <w:bottom w:w="80" w:type="dxa"/>
               <w:end w:w="120" w:type="dxa"/>
             </w:tcMar>
+            <w:vAlign w:val="center"/>
           </w:tcPr>
           <w:p>
             <w:pPr>
-              <w:spacing w:before="0" w:after="0" w:line="240" w:lineRule="auto"/>
-              <w:jc w:val="center"/>
+              <w:spacing w:after="0" w:line="276" w:lineRule="auto"/>
             </w:pPr>
             <w:r>
               <w:rPr>
                 <w:rFonts w:ascii="Calibri" w:hAnsi="Calibri" w:eastAsia="Microsoft YaHei"/>
-                <w:b/>
-                <w:color w:val="0B2545"/>
-                <w:sz w:val="19"/>
+                <w:b w:val="0"/>
+                <w:i w:val="0"/>
+                <w:color w:val="000000"/>
+                <w:sz w:val="20"/>
               </w:rPr>
-              <w:t>保存边界</w:t>
+              <w:t>L1</w:t>
             </w:r>
           </w:p>
         </w:tc>
-      </w:tr>
-      <w:tr>
-        <w:trPr>
-          <w:cantSplit/>
-        </w:trPr>
         <w:tc>
           <w:tcPr>
-            <w:tcW w:type="dxa" w:w="2450"/>
-            <w:vAlign w:val="center"/>
+            <w:tcW w:type="dxa" w:w="6110"/>
             <w:tcMar>
               <w:top w:w="80" w:type="dxa"/>
               <w:start w:w="120" w:type="dxa"/>
               <w:bottom w:w="80" w:type="dxa"/>
               <w:end w:w="120" w:type="dxa"/>
             </w:tcMar>
+            <w:vAlign w:val="center"/>
           </w:tcPr>
           <w:p>
             <w:pPr>
-              <w:spacing w:before="0" w:after="0" w:line="259" w:lineRule="auto"/>
+              <w:spacing w:after="0" w:line="276" w:lineRule="auto"/>
             </w:pPr>
             <w:r>
               <w:rPr>
                 <w:rFonts w:ascii="Calibri" w:hAnsi="Calibri" w:eastAsia="Microsoft YaHei"/>
-                <w:b/>
-                <w:sz w:val="17"/>
+                <w:b w:val="0"/>
+                <w:i w:val="0"/>
+                <w:color w:val="000000"/>
+                <w:sz w:val="20"/>
               </w:rPr>
-              <w:t>AMAP_API_KEY</w:t>
+              <w:t>一个新鲜平台来源通过全部严格住宅与地址门禁</w:t>
             </w:r>
           </w:p>
         </w:tc>
         <w:tc>
           <w:tcPr>
-            <w:tcW w:type="dxa" w:w="2700"/>
-            <w:vAlign w:val="center"/>
+            <w:tcW w:type="dxa" w:w="2100"/>
             <w:tcMar>
               <w:top w:w="80" w:type="dxa"/>
               <w:start w:w="120" w:type="dxa"/>
               <w:bottom w:w="80" w:type="dxa"/>
               <w:end w:w="120" w:type="dxa"/>
             </w:tcMar>
+            <w:vAlign w:val="center"/>
           </w:tcPr>
           <w:p>
             <w:pPr>
-              <w:spacing w:before="0" w:after="0" w:line="259" w:lineRule="auto"/>
+              <w:spacing w:after="0" w:line="276" w:lineRule="auto"/>
             </w:pPr>
             <w:r>
               <w:rPr>
                 <w:rFonts w:ascii="Calibri" w:hAnsi="Calibri" w:eastAsia="Microsoft YaHei"/>
-                <w:sz w:val="17"/>
+                <w:b w:val="0"/>
+                <w:i w:val="0"/>
+                <w:color w:val="000000"/>
+                <w:sz w:val="20"/>
               </w:rPr>
-              <w:t>仅服务端中国 POI 同步</w:t>
+              <w:t>可以</w:t>
             </w:r>
           </w:p>
         </w:tc>
+      </w:tr>
+      <w:tr>
         <w:tc>
           <w:tcPr>
-            <w:tcW w:type="dxa" w:w="1500"/>
-            <w:vAlign w:val="center"/>
+            <w:tcW w:type="dxa" w:w="1150"/>
             <w:tcMar>
               <w:top w:w="80" w:type="dxa"/>
               <w:start w:w="120" w:type="dxa"/>
               <w:bottom w:w="80" w:type="dxa"/>
               <w:end w:w="120" w:type="dxa"/>
             </w:tcMar>
+            <w:vAlign w:val="center"/>
           </w:tcPr>
           <w:p>
             <w:pPr>
-              <w:spacing w:before="0" w:after="0" w:line="259" w:lineRule="auto"/>
+              <w:spacing w:after="0" w:line="276" w:lineRule="auto"/>
             </w:pPr>
             <w:r>
               <w:rPr>
                 <w:rFonts w:ascii="Calibri" w:hAnsi="Calibri" w:eastAsia="Microsoft YaHei"/>
-                <w:sz w:val="17"/>
+                <w:b w:val="0"/>
+                <w:i w:val="0"/>
+                <w:color w:val="000000"/>
+                <w:sz w:val="20"/>
               </w:rPr>
-              <w:t>不可见</w:t>
+              <w:t>L2</w:t>
             </w:r>
           </w:p>
         </w:tc>
         <w:tc>
           <w:tcPr>
-            <w:tcW w:type="dxa" w:w="2710"/>
-            <w:vAlign w:val="center"/>
+            <w:tcW w:type="dxa" w:w="6110"/>
             <w:tcMar>
               <w:top w:w="80" w:type="dxa"/>
               <w:start w:w="120" w:type="dxa"/>
               <w:bottom w:w="80" w:type="dxa"/>
               <w:end w:w="120" w:type="dxa"/>
             </w:tcMar>
+            <w:vAlign w:val="center"/>
           </w:tcPr>
           <w:p>
             <w:pPr>
-              <w:spacing w:before="0" w:after="0" w:line="259" w:lineRule="auto"/>
+              <w:spacing w:after="0" w:line="276" w:lineRule="auto"/>
             </w:pPr>
             <w:r>
               <w:rPr>
                 <w:rFonts w:ascii="Calibri" w:hAnsi="Calibri" w:eastAsia="Microsoft YaHei"/>
-                <w:sz w:val="17"/>
+                <w:b w:val="0"/>
+                <w:i w:val="0"/>
+                <w:color w:val="000000"/>
+                <w:sz w:val="20"/>
               </w:rPr>
-              <w:t>AES-256-GCM 密文；可添加多个</w:t>
+              <w:t>两个独立平台对同一小区、近坐标和一致门牌达成一致</w:t>
             </w:r>
           </w:p>
         </w:tc>
-      </w:tr>
-      <w:tr>
-        <w:trPr>
-          <w:cantSplit/>
-        </w:trPr>
         <w:tc>
           <w:tcPr>
-            <w:tcW w:type="dxa" w:w="2450"/>
-            <w:vAlign w:val="center"/>
+            <w:tcW w:type="dxa" w:w="2100"/>
             <w:tcMar>
               <w:top w:w="80" w:type="dxa"/>
               <w:start w:w="120" w:type="dxa"/>
               <w:bottom w:w="80" w:type="dxa"/>
               <w:end w:w="120" w:type="dxa"/>
             </w:tcMar>
+            <w:vAlign w:val="center"/>
           </w:tcPr>
           <w:p>
             <w:pPr>
-              <w:spacing w:before="0" w:after="0" w:line="259" w:lineRule="auto"/>
+              <w:spacing w:after="0" w:line="276" w:lineRule="auto"/>
             </w:pPr>
             <w:r>
               <w:rPr>
                 <w:rFonts w:ascii="Calibri" w:hAnsi="Calibri" w:eastAsia="Microsoft YaHei"/>
-                <w:b/>
-                <w:sz w:val="17"/>
+                <w:b w:val="0"/>
+                <w:i w:val="0"/>
+                <w:color w:val="000000"/>
+                <w:sz w:val="20"/>
               </w:rPr>
-              <w:t>BAIDU_API_KEY</w:t>
+              <w:t>可以，证据更强</w:t>
             </w:r>
           </w:p>
         </w:tc>
+      </w:tr>
+      <w:tr>
         <w:tc>
           <w:tcPr>
-            <w:tcW w:type="dxa" w:w="2700"/>
-            <w:vAlign w:val="center"/>
+            <w:tcW w:type="dxa" w:w="1150"/>
             <w:tcMar>
               <w:top w:w="80" w:type="dxa"/>
               <w:start w:w="120" w:type="dxa"/>
               <w:bottom w:w="80" w:type="dxa"/>
               <w:end w:w="120" w:type="dxa"/>
             </w:tcMar>
+            <w:vAlign w:val="center"/>
           </w:tcPr>
           <w:p>
             <w:pPr>
-              <w:spacing w:before="0" w:after="0" w:line="259" w:lineRule="auto"/>
+              <w:spacing w:after="0" w:line="276" w:lineRule="auto"/>
             </w:pPr>
             <w:r>
               <w:rPr>
                 <w:rFonts w:ascii="Calibri" w:hAnsi="Calibri" w:eastAsia="Microsoft YaHei"/>
-                <w:sz w:val="17"/>
+                <w:b w:val="0"/>
+                <w:i w:val="0"/>
+                <w:color w:val="000000"/>
+                <w:sz w:val="20"/>
               </w:rPr>
-              <w:t>仅服务端 POI 同步/交叉验证</w:t>
+              <w:t>L3</w:t>
             </w:r>
           </w:p>
         </w:tc>
         <w:tc>
           <w:tcPr>
-            <w:tcW w:type="dxa" w:w="1500"/>
-            <w:vAlign w:val="center"/>
+            <w:tcW w:type="dxa" w:w="6110"/>
             <w:tcMar>
               <w:top w:w="80" w:type="dxa"/>
               <w:start w:w="120" w:type="dxa"/>
               <w:bottom w:w="80" w:type="dxa"/>
               <w:end w:w="120" w:type="dxa"/>
             </w:tcMar>
+            <w:vAlign w:val="center"/>
           </w:tcPr>
           <w:p>
             <w:pPr>
-              <w:spacing w:before="0" w:after="0" w:line="259" w:lineRule="auto"/>
+              <w:spacing w:after="0" w:line="276" w:lineRule="auto"/>
             </w:pPr>
             <w:r>
               <w:rPr>
                 <w:rFonts w:ascii="Calibri" w:hAnsi="Calibri" w:eastAsia="Microsoft YaHei"/>
-                <w:sz w:val="17"/>
+                <w:b w:val="0"/>
+                <w:i w:val="0"/>
+                <w:color w:val="000000"/>
+                <w:sz w:val="20"/>
               </w:rPr>
-              <w:t>不可见</w:t>
+              <w:t>三个独立平台达成一致</w:t>
             </w:r>
           </w:p>
         </w:tc>
         <w:tc>
           <w:tcPr>
-            <w:tcW w:type="dxa" w:w="2710"/>
-            <w:vAlign w:val="center"/>
+            <w:tcW w:type="dxa" w:w="2100"/>
             <w:tcMar>
               <w:top w:w="80" w:type="dxa"/>
               <w:start w:w="120" w:type="dxa"/>
               <w:bottom w:w="80" w:type="dxa"/>
               <w:end w:w="120" w:type="dxa"/>
             </w:tcMar>
+            <w:vAlign w:val="center"/>
           </w:tcPr>
           <w:p>
             <w:pPr>
-              <w:spacing w:before="0" w:after="0" w:line="259" w:lineRule="auto"/>
+              <w:spacing w:after="0" w:line="276" w:lineRule="auto"/>
             </w:pPr>
             <w:r>
               <w:rPr>
                 <w:rFonts w:ascii="Calibri" w:hAnsi="Calibri" w:eastAsia="Microsoft YaHei"/>
-                <w:sz w:val="17"/>
+                <w:b w:val="0"/>
+                <w:i w:val="0"/>
+                <w:color w:val="000000"/>
+                <w:sz w:val="20"/>
               </w:rPr>
-              <w:t>AES-256-GCM 密文</w:t>
-            </w:r>
-          </w:p>
-        </w:tc>
-      </w:tr>
-      <w:tr>
-        <w:trPr>
-          <w:cantSplit/>
-        </w:trPr>
-        <w:tc>
-          <w:tcPr>
-            <w:tcW w:type="dxa" w:w="2450"/>
-            <w:vAlign w:val="center"/>
-            <w:tcMar>
-              <w:top w:w="80" w:type="dxa"/>
-              <w:start w:w="120" w:type="dxa"/>
-              <w:bottom w:w="80" w:type="dxa"/>
-              <w:end w:w="120" w:type="dxa"/>
-            </w:tcMar>
-          </w:tcPr>
-          <w:p>
-            <w:pPr>
-              <w:spacing w:before="0" w:after="0" w:line="259" w:lineRule="auto"/>
-            </w:pPr>
-            <w:r>
-              <w:rPr>
-                <w:rFonts w:ascii="Calibri" w:hAnsi="Calibri" w:eastAsia="Microsoft YaHei"/>
-                <w:b/>
-                <w:sz w:val="17"/>
-              </w:rPr>
-              <w:t>TENCENT_API_KEY</w:t>
-            </w:r>
-          </w:p>
-        </w:tc>
-        <w:tc>
-          <w:tcPr>
-            <w:tcW w:type="dxa" w:w="2700"/>
-            <w:vAlign w:val="center"/>
-            <w:tcMar>
-              <w:top w:w="80" w:type="dxa"/>
-              <w:start w:w="120" w:type="dxa"/>
-              <w:bottom w:w="80" w:type="dxa"/>
-              <w:end w:w="120" w:type="dxa"/>
-            </w:tcMar>
-          </w:tcPr>
-          <w:p>
-            <w:pPr>
-              <w:spacing w:before="0" w:after="0" w:line="259" w:lineRule="auto"/>
-            </w:pPr>
-            <w:r>
-              <w:rPr>
-                <w:rFonts w:ascii="Calibri" w:hAnsi="Calibri" w:eastAsia="Microsoft YaHei"/>
-                <w:sz w:val="17"/>
-              </w:rPr>
-              <w:t>仅服务端 POI 同步/交叉验证</w:t>
-            </w:r>
-          </w:p>
-        </w:tc>
-        <w:tc>
-          <w:tcPr>
-            <w:tcW w:type="dxa" w:w="1500"/>
-            <w:vAlign w:val="center"/>
-            <w:tcMar>
-              <w:top w:w="80" w:type="dxa"/>
-              <w:start w:w="120" w:type="dxa"/>
-              <w:bottom w:w="80" w:type="dxa"/>
-              <w:end w:w="120" w:type="dxa"/>
-            </w:tcMar>
-          </w:tcPr>
-          <w:p>
-            <w:pPr>
-              <w:spacing w:before="0" w:after="0" w:line="259" w:lineRule="auto"/>
-            </w:pPr>
-            <w:r>
-              <w:rPr>
-                <w:rFonts w:ascii="Calibri" w:hAnsi="Calibri" w:eastAsia="Microsoft YaHei"/>
-                <w:sz w:val="17"/>
-              </w:rPr>
-              <w:t>不可见</w:t>
-            </w:r>
-          </w:p>
-        </w:tc>
-        <w:tc>
-          <w:tcPr>
-            <w:tcW w:type="dxa" w:w="2710"/>
-            <w:vAlign w:val="center"/>
-            <w:tcMar>
-              <w:top w:w="80" w:type="dxa"/>
-              <w:start w:w="120" w:type="dxa"/>
-              <w:bottom w:w="80" w:type="dxa"/>
-              <w:end w:w="120" w:type="dxa"/>
-            </w:tcMar>
-          </w:tcPr>
-          <w:p>
-            <w:pPr>
-              <w:spacing w:before="0" w:after="0" w:line="259" w:lineRule="auto"/>
-            </w:pPr>
-            <w:r>
-              <w:rPr>
-                <w:rFonts w:ascii="Calibri" w:hAnsi="Calibri" w:eastAsia="Microsoft YaHei"/>
-                <w:sz w:val="17"/>
-              </w:rPr>
-              <w:t>AES-256-GCM 密文</w:t>
-            </w:r>
-          </w:p>
-        </w:tc>
-      </w:tr>
-      <w:tr>
-        <w:trPr>
-          <w:cantSplit/>
-        </w:trPr>
-        <w:tc>
-          <w:tcPr>
-            <w:tcW w:type="dxa" w:w="2450"/>
-            <w:vAlign w:val="center"/>
-            <w:tcMar>
-              <w:top w:w="80" w:type="dxa"/>
-              <w:start w:w="120" w:type="dxa"/>
-              <w:bottom w:w="80" w:type="dxa"/>
-              <w:end w:w="120" w:type="dxa"/>
-            </w:tcMar>
-          </w:tcPr>
-          <w:p>
-            <w:pPr>
-              <w:spacing w:before="0" w:after="0" w:line="259" w:lineRule="auto"/>
-            </w:pPr>
-            <w:r>
-              <w:rPr>
-                <w:rFonts w:ascii="Calibri" w:hAnsi="Calibri" w:eastAsia="Microsoft YaHei"/>
-                <w:b/>
-                <w:sz w:val="17"/>
-              </w:rPr>
-              <w:t>AMAP_JS_API_KEY</w:t>
-            </w:r>
-          </w:p>
-        </w:tc>
-        <w:tc>
-          <w:tcPr>
-            <w:tcW w:type="dxa" w:w="2700"/>
-            <w:vAlign w:val="center"/>
-            <w:tcMar>
-              <w:top w:w="80" w:type="dxa"/>
-              <w:start w:w="120" w:type="dxa"/>
-              <w:bottom w:w="80" w:type="dxa"/>
-              <w:end w:w="120" w:type="dxa"/>
-            </w:tcMar>
-          </w:tcPr>
-          <w:p>
-            <w:pPr>
-              <w:spacing w:before="0" w:after="0" w:line="259" w:lineRule="auto"/>
-            </w:pPr>
-            <w:r>
-              <w:rPr>
-                <w:rFonts w:ascii="Calibri" w:hAnsi="Calibri" w:eastAsia="Microsoft YaHei"/>
-                <w:sz w:val="17"/>
-              </w:rPr>
-              <w:t>域名白名单专用浏览器 Key</w:t>
-            </w:r>
-          </w:p>
-        </w:tc>
-        <w:tc>
-          <w:tcPr>
-            <w:tcW w:type="dxa" w:w="1500"/>
-            <w:vAlign w:val="center"/>
-            <w:tcMar>
-              <w:top w:w="80" w:type="dxa"/>
-              <w:start w:w="120" w:type="dxa"/>
-              <w:bottom w:w="80" w:type="dxa"/>
-              <w:end w:w="120" w:type="dxa"/>
-            </w:tcMar>
-          </w:tcPr>
-          <w:p>
-            <w:pPr>
-              <w:spacing w:before="0" w:after="0" w:line="259" w:lineRule="auto"/>
-            </w:pPr>
-            <w:r>
-              <w:rPr>
-                <w:rFonts w:ascii="Calibri" w:hAnsi="Calibri" w:eastAsia="Microsoft YaHei"/>
-                <w:sz w:val="17"/>
-              </w:rPr>
-              <w:t>启用时网络可见</w:t>
-            </w:r>
-          </w:p>
-        </w:tc>
-        <w:tc>
-          <w:tcPr>
-            <w:tcW w:type="dxa" w:w="2710"/>
-            <w:vAlign w:val="center"/>
-            <w:tcMar>
-              <w:top w:w="80" w:type="dxa"/>
-              <w:start w:w="120" w:type="dxa"/>
-              <w:bottom w:w="80" w:type="dxa"/>
-              <w:end w:w="120" w:type="dxa"/>
-            </w:tcMar>
-          </w:tcPr>
-          <w:p>
-            <w:pPr>
-              <w:spacing w:before="0" w:after="0" w:line="259" w:lineRule="auto"/>
-            </w:pPr>
-            <w:r>
-              <w:rPr>
-                <w:rFonts w:ascii="Calibri" w:hAnsi="Calibri" w:eastAsia="Microsoft YaHei"/>
-                <w:sz w:val="17"/>
-              </w:rPr>
-              <w:t>与同步 Key 分离</w:t>
-            </w:r>
-          </w:p>
-        </w:tc>
-      </w:tr>
-      <w:tr>
-        <w:trPr>
-          <w:cantSplit/>
-        </w:trPr>
-        <w:tc>
-          <w:tcPr>
-            <w:tcW w:type="dxa" w:w="2450"/>
-            <w:vAlign w:val="center"/>
-            <w:tcMar>
-              <w:top w:w="80" w:type="dxa"/>
-              <w:start w:w="120" w:type="dxa"/>
-              <w:bottom w:w="80" w:type="dxa"/>
-              <w:end w:w="120" w:type="dxa"/>
-            </w:tcMar>
-          </w:tcPr>
-          <w:p>
-            <w:pPr>
-              <w:spacing w:before="0" w:after="0" w:line="259" w:lineRule="auto"/>
-            </w:pPr>
-            <w:r>
-              <w:rPr>
-                <w:rFonts w:ascii="Calibri" w:hAnsi="Calibri" w:eastAsia="Microsoft YaHei"/>
-                <w:b/>
-                <w:sz w:val="17"/>
-              </w:rPr>
-              <w:t>AMAP_JS_SECURITY_CODE</w:t>
-            </w:r>
-          </w:p>
-        </w:tc>
-        <w:tc>
-          <w:tcPr>
-            <w:tcW w:type="dxa" w:w="2700"/>
-            <w:vAlign w:val="center"/>
-            <w:tcMar>
-              <w:top w:w="80" w:type="dxa"/>
-              <w:start w:w="120" w:type="dxa"/>
-              <w:bottom w:w="80" w:type="dxa"/>
-              <w:end w:w="120" w:type="dxa"/>
-            </w:tcMar>
-          </w:tcPr>
-          <w:p>
-            <w:pPr>
-              <w:spacing w:before="0" w:after="0" w:line="259" w:lineRule="auto"/>
-            </w:pPr>
-            <w:r>
-              <w:rPr>
-                <w:rFonts w:ascii="Calibri" w:hAnsi="Calibri" w:eastAsia="Microsoft YaHei"/>
-                <w:sz w:val="17"/>
-              </w:rPr>
-              <w:t>高德 JS API 服务端代理鉴权</w:t>
-            </w:r>
-          </w:p>
-        </w:tc>
-        <w:tc>
-          <w:tcPr>
-            <w:tcW w:type="dxa" w:w="1500"/>
-            <w:vAlign w:val="center"/>
-            <w:tcMar>
-              <w:top w:w="80" w:type="dxa"/>
-              <w:start w:w="120" w:type="dxa"/>
-              <w:bottom w:w="80" w:type="dxa"/>
-              <w:end w:w="120" w:type="dxa"/>
-            </w:tcMar>
-          </w:tcPr>
-          <w:p>
-            <w:pPr>
-              <w:spacing w:before="0" w:after="0" w:line="259" w:lineRule="auto"/>
-            </w:pPr>
-            <w:r>
-              <w:rPr>
-                <w:rFonts w:ascii="Calibri" w:hAnsi="Calibri" w:eastAsia="Microsoft YaHei"/>
-                <w:sz w:val="17"/>
-              </w:rPr>
-              <w:t>不可见</w:t>
-            </w:r>
-          </w:p>
-        </w:tc>
-        <w:tc>
-          <w:tcPr>
-            <w:tcW w:type="dxa" w:w="2710"/>
-            <w:vAlign w:val="center"/>
-            <w:tcMar>
-              <w:top w:w="80" w:type="dxa"/>
-              <w:start w:w="120" w:type="dxa"/>
-              <w:bottom w:w="80" w:type="dxa"/>
-              <w:end w:w="120" w:type="dxa"/>
-            </w:tcMar>
-          </w:tcPr>
-          <w:p>
-            <w:pPr>
-              <w:spacing w:before="0" w:after="0" w:line="259" w:lineRule="auto"/>
-            </w:pPr>
-            <w:r>
-              <w:rPr>
-                <w:rFonts w:ascii="Calibri" w:hAnsi="Calibri" w:eastAsia="Microsoft YaHei"/>
-                <w:sz w:val="17"/>
-              </w:rPr>
-              <w:t>AES-GCM 密文；仅 `/_AMapService`</w:t>
-            </w:r>
-          </w:p>
-        </w:tc>
-      </w:tr>
-      <w:tr>
-        <w:trPr>
-          <w:cantSplit/>
-        </w:trPr>
-        <w:tc>
-          <w:tcPr>
-            <w:tcW w:type="dxa" w:w="2450"/>
-            <w:vAlign w:val="center"/>
-            <w:tcMar>
-              <w:top w:w="80" w:type="dxa"/>
-              <w:start w:w="120" w:type="dxa"/>
-              <w:bottom w:w="80" w:type="dxa"/>
-              <w:end w:w="120" w:type="dxa"/>
-            </w:tcMar>
-          </w:tcPr>
-          <w:p>
-            <w:pPr>
-              <w:spacing w:before="0" w:after="0" w:line="259" w:lineRule="auto"/>
-            </w:pPr>
-            <w:r>
-              <w:rPr>
-                <w:rFonts w:ascii="Calibri" w:hAnsi="Calibri" w:eastAsia="Microsoft YaHei"/>
-                <w:b/>
-                <w:sz w:val="17"/>
-              </w:rPr>
-              <w:t>CONFIG_MASTER_KEY</w:t>
-            </w:r>
-          </w:p>
-        </w:tc>
-        <w:tc>
-          <w:tcPr>
-            <w:tcW w:type="dxa" w:w="2700"/>
-            <w:vAlign w:val="center"/>
-            <w:tcMar>
-              <w:top w:w="80" w:type="dxa"/>
-              <w:start w:w="120" w:type="dxa"/>
-              <w:bottom w:w="80" w:type="dxa"/>
-              <w:end w:w="120" w:type="dxa"/>
-            </w:tcMar>
-          </w:tcPr>
-          <w:p>
-            <w:pPr>
-              <w:spacing w:before="0" w:after="0" w:line="259" w:lineRule="auto"/>
-            </w:pPr>
-            <w:r>
-              <w:rPr>
-                <w:rFonts w:ascii="Calibri" w:hAnsi="Calibri" w:eastAsia="Microsoft YaHei"/>
-                <w:sz w:val="17"/>
-              </w:rPr>
-              <w:t>加密上述私密配置</w:t>
-            </w:r>
-          </w:p>
-        </w:tc>
-        <w:tc>
-          <w:tcPr>
-            <w:tcW w:type="dxa" w:w="1500"/>
-            <w:vAlign w:val="center"/>
-            <w:tcMar>
-              <w:top w:w="80" w:type="dxa"/>
-              <w:start w:w="120" w:type="dxa"/>
-              <w:bottom w:w="80" w:type="dxa"/>
-              <w:end w:w="120" w:type="dxa"/>
-            </w:tcMar>
-          </w:tcPr>
-          <w:p>
-            <w:pPr>
-              <w:spacing w:before="0" w:after="0" w:line="259" w:lineRule="auto"/>
-            </w:pPr>
-            <w:r>
-              <w:rPr>
-                <w:rFonts w:ascii="Calibri" w:hAnsi="Calibri" w:eastAsia="Microsoft YaHei"/>
-                <w:sz w:val="17"/>
-              </w:rPr>
-              <w:t>不可见</w:t>
-            </w:r>
-          </w:p>
-        </w:tc>
-        <w:tc>
-          <w:tcPr>
-            <w:tcW w:type="dxa" w:w="2710"/>
-            <w:vAlign w:val="center"/>
-            <w:tcMar>
-              <w:top w:w="80" w:type="dxa"/>
-              <w:start w:w="120" w:type="dxa"/>
-              <w:bottom w:w="80" w:type="dxa"/>
-              <w:end w:w="120" w:type="dxa"/>
-            </w:tcMar>
-          </w:tcPr>
-          <w:p>
-            <w:pPr>
-              <w:spacing w:before="0" w:after="0" w:line="259" w:lineRule="auto"/>
-            </w:pPr>
-            <w:r>
-              <w:rPr>
-                <w:rFonts w:ascii="Calibri" w:hAnsi="Calibri" w:eastAsia="Microsoft YaHei"/>
-                <w:sz w:val="17"/>
-              </w:rPr>
-              <w:t>仅权限 600 的本地/VPS 运行文件</w:t>
+              <w:t>可以，证据最强</w:t>
             </w:r>
           </w:p>
         </w:tc>
@@ -2004,158 +1358,302 @@
     </w:p>
     <w:p>
       <w:pPr>
-        <w:numPr>
-          <w:ilvl w:val="0"/>
-          <w:numId w:val="901"/>
-        </w:numPr>
-        <w:spacing w:before="0" w:after="40" w:line="300" w:lineRule="auto"/>
+        <w:spacing w:before="0" w:after="120" w:line="300" w:lineRule="auto"/>
       </w:pPr>
       <w:r>
         <w:rPr>
           <w:rFonts w:ascii="Calibri" w:hAnsi="Calibri" w:eastAsia="Microsoft YaHei"/>
+          <w:b w:val="0"/>
+          <w:i w:val="0"/>
+          <w:color w:val="000000"/>
+          <w:sz w:val="22"/>
         </w:rPr>
-        <w:t>同平台多 Key 按启用状态、冷却、最近使用时间和剩余预算选择；同账户 Key 可能共享额度。</w:t>
+        <w:t>高德候选固定使用严格住宅小区分类 typecode=120302，并要求目标区县 adcode 一致。百度和腾讯候选也必须通过相同的住宅语义、行政区、数字门牌、坐标与黑名单门禁。任何平台的合格严格记录都可成为 L1；平台数量只提升证据等级，不替代质量门禁。</w:t>
       </w:r>
     </w:p>
     <w:p>
       <w:pPr>
-        <w:numPr>
-          <w:ilvl w:val="0"/>
-          <w:numId w:val="901"/>
-        </w:numPr>
-        <w:spacing w:before="0" w:after="40" w:line="300" w:lineRule="auto"/>
+        <w:pStyle w:val="ListBullet"/>
+        <w:spacing w:after="80" w:line="300" w:lineRule="auto"/>
+        <w:ind w:left="540" w:hanging="271"/>
       </w:pPr>
       <w:r>
         <w:rPr>
           <w:rFonts w:ascii="Calibri" w:hAnsi="Calibri" w:eastAsia="Microsoft YaHei"/>
+          <w:b w:val="0"/>
+          <w:i w:val="0"/>
+          <w:color w:val="000000"/>
+          <w:sz w:val="22"/>
         </w:rPr>
-        <w:t>后台只显示掩码和状态，不回传旧值；文档和配置示例只使用空值或占位符。</w:t>
+        <w:t>来源观测超过 180 天后停止公开发布，直到重新验证。</w:t>
       </w:r>
     </w:p>
     <w:p>
       <w:pPr>
-        <w:numPr>
-          <w:ilvl w:val="0"/>
-          <w:numId w:val="901"/>
-        </w:numPr>
-        <w:spacing w:before="0" w:after="40" w:line="300" w:lineRule="auto"/>
+        <w:pStyle w:val="ListBullet"/>
+        <w:spacing w:after="80" w:line="300" w:lineRule="auto"/>
+        <w:ind w:left="540" w:hanging="271"/>
       </w:pPr>
       <w:r>
         <w:rPr>
           <w:rFonts w:ascii="Calibri" w:hAnsi="Calibri" w:eastAsia="Microsoft YaHei"/>
+          <w:b w:val="0"/>
+          <w:i w:val="0"/>
+          <w:color w:val="000000"/>
+          <w:sz w:val="22"/>
         </w:rPr>
-        <w:t>Security Code、同步 Key 和其他 Token 不进入前端、Git、日志、截图或 API 原始响应。</w:t>
+        <w:t>门牌缺失不能确认数字地址；门牌冲突的候选不得合并。</w:t>
+      </w:r>
+    </w:p>
+    <w:p>
+      <w:pPr>
+        <w:pStyle w:val="ListBullet"/>
+        <w:spacing w:after="80" w:line="300" w:lineRule="auto"/>
+        <w:ind w:left="540" w:hanging="271"/>
+      </w:pPr>
+      <w:r>
+        <w:rPr>
+          <w:rFonts w:ascii="Calibri" w:hAnsi="Calibri" w:eastAsia="Microsoft YaHei"/>
+          <w:b w:val="0"/>
+          <w:i w:val="0"/>
+          <w:color w:val="000000"/>
+          <w:sz w:val="22"/>
+        </w:rPr>
+        <w:t>规范化会删除重复行政前缀，避免“省市区 + 省市区 + 道路门牌”的重复地址。</w:t>
       </w:r>
     </w:p>
     <w:p>
       <w:pPr>
         <w:pStyle w:val="Heading1"/>
-        <w:keepNext/>
-        <w:keepLines/>
       </w:pPr>
       <w:r>
-        <w:t>5. 地图显示与运行边界</w:t>
+        <w:t>4. 自动完成规则与队列终止</w:t>
+      </w:r>
+    </w:p>
+    <w:p>
+      <w:pPr>
+        <w:spacing w:before="0" w:after="120" w:line="300" w:lineRule="auto"/>
+      </w:pPr>
+      <w:r>
+        <w:rPr>
+          <w:rFonts w:ascii="Calibri" w:hAnsi="Calibri" w:eastAsia="Microsoft YaHei"/>
+          <w:b w:val="0"/>
+          <w:i w:val="0"/>
+          <w:color w:val="000000"/>
+          <w:sz w:val="22"/>
+        </w:rPr>
+        <w:t>一个国家只有在全部已启用条件同时满足时才标记完成：地址总量、最低行政层覆盖率与每节点最低数、一级/二级行政区保底，以及所有单节点覆盖目标。总量达到但覆盖不足仍为未完成，并继续进入可执行队列。</w:t>
+      </w:r>
+    </w:p>
+    <w:p>
+      <w:pPr>
+        <w:pStyle w:val="ListBullet"/>
+        <w:spacing w:after="80" w:line="300" w:lineRule="auto"/>
+        <w:ind w:left="540" w:hanging="271"/>
+      </w:pPr>
+      <w:r>
+        <w:rPr>
+          <w:rFonts w:ascii="Calibri" w:hAnsi="Calibri" w:eastAsia="Microsoft YaHei"/>
+          <w:b w:val="0"/>
+          <w:i w:val="0"/>
+          <w:color w:val="000000"/>
+          <w:sz w:val="22"/>
+        </w:rPr>
+        <w:t>来源确认耗尽：保持未完成，但不进入执行队列；仅在来源或策略版本指纹变化后重新评估。</w:t>
+      </w:r>
+    </w:p>
+    <w:p>
+      <w:pPr>
+        <w:pStyle w:val="ListBullet"/>
+        <w:spacing w:after="80" w:line="300" w:lineRule="auto"/>
+        <w:ind w:left="540" w:hanging="271"/>
+      </w:pPr>
+      <w:r>
+        <w:rPr>
+          <w:rFonts w:ascii="Calibri" w:hAnsi="Calibri" w:eastAsia="Microsoft YaHei"/>
+          <w:b w:val="0"/>
+          <w:i w:val="0"/>
+          <w:color w:val="000000"/>
+          <w:sz w:val="22"/>
+        </w:rPr>
+        <w:t>额度或 QPS 暂停：保存最早恢复时间，到点自动继续。</w:t>
+      </w:r>
+    </w:p>
+    <w:p>
+      <w:pPr>
+        <w:pStyle w:val="ListBullet"/>
+        <w:spacing w:after="80" w:line="300" w:lineRule="auto"/>
+        <w:ind w:left="540" w:hanging="271"/>
+      </w:pPr>
+      <w:r>
+        <w:rPr>
+          <w:rFonts w:ascii="Calibri" w:hAnsi="Calibri" w:eastAsia="Microsoft YaHei"/>
+          <w:b w:val="0"/>
+          <w:i w:val="0"/>
+          <w:color w:val="000000"/>
+          <w:sz w:val="22"/>
+        </w:rPr>
+        <w:t>连续失败或无增长：有限重试、指数退避、无增长锁存与暂停，避免无限循环。</w:t>
+      </w:r>
+    </w:p>
+    <w:p>
+      <w:pPr>
+        <w:pStyle w:val="ListBullet"/>
+        <w:spacing w:after="80" w:line="300" w:lineRule="auto"/>
+        <w:ind w:left="540" w:hanging="271"/>
+      </w:pPr>
+      <w:r>
+        <w:rPr>
+          <w:rFonts w:ascii="Calibri" w:hAnsi="Calibri" w:eastAsia="Microsoft YaHei"/>
+          <w:b w:val="0"/>
+          <w:i w:val="0"/>
+          <w:color w:val="000000"/>
+          <w:sz w:val="22"/>
+        </w:rPr>
+        <w:t>中国在仍具备同步条件时拥有最高自动优先级。</w:t>
+      </w:r>
+    </w:p>
+    <w:p>
+      <w:pPr>
+        <w:pStyle w:val="Heading1"/>
+      </w:pPr>
+      <w:r>
+        <w:t>5. API Key 轮换</w:t>
       </w:r>
     </w:p>
     <w:tbl>
       <w:tblPr>
-        <w:tblStyle w:val="TableGrid"/>
         <w:tblW w:type="dxa" w:w="9360"/>
         <w:jc w:val="left"/>
+        <w:tblInd w:w="120" w:type="dxa"/>
+        <w:tblBorders>
+          <w:top w:val="single" w:sz="4" w:color="C8D2DE"/>
+          <w:left w:val="single" w:sz="4" w:color="C8D2DE"/>
+          <w:bottom w:val="single" w:sz="4" w:color="C8D2DE"/>
+          <w:right w:val="single" w:sz="4" w:color="C8D2DE"/>
+          <w:insideH w:val="single" w:sz="4" w:color="C8D2DE"/>
+          <w:insideV w:val="single" w:sz="4" w:color="C8D2DE"/>
+        </w:tblBorders>
         <w:tblLayout w:type="fixed"/>
         <w:tblLook w:firstColumn="1" w:firstRow="1" w:lastColumn="0" w:lastRow="0" w:noHBand="0" w:noVBand="1" w:val="04A0"/>
-        <w:tblInd w:w="120" w:type="dxa"/>
       </w:tblPr>
       <w:tblGrid>
-        <w:gridCol w:w="1900"/>
-        <w:gridCol w:w="1500"/>
-        <w:gridCol w:w="1500"/>
-        <w:gridCol w:w="4460"/>
+        <w:gridCol w:w="1700"/>
+        <w:gridCol w:w="3780"/>
+        <w:gridCol w:w="3880"/>
       </w:tblGrid>
       <w:tr>
         <w:trPr>
           <w:tblHeader w:val="true"/>
-          <w:cantSplit/>
         </w:trPr>
         <w:tc>
           <w:tcPr>
-            <w:tcW w:type="dxa" w:w="1900"/>
+            <w:tcW w:type="dxa" w:w="1700"/>
             <w:shd w:fill="E8EEF5" w:val="clear"/>
-            <w:vAlign w:val="center"/>
             <w:tcMar>
               <w:top w:w="80" w:type="dxa"/>
               <w:start w:w="120" w:type="dxa"/>
               <w:bottom w:w="80" w:type="dxa"/>
               <w:end w:w="120" w:type="dxa"/>
             </w:tcMar>
+            <w:vAlign w:val="center"/>
           </w:tcPr>
           <w:p>
             <w:pPr>
-              <w:spacing w:before="0" w:after="0" w:line="240" w:lineRule="auto"/>
-              <w:jc w:val="center"/>
+              <w:spacing w:after="0"/>
             </w:pPr>
             <w:r>
               <w:rPr>
                 <w:rFonts w:ascii="Calibri" w:hAnsi="Calibri" w:eastAsia="Microsoft YaHei"/>
                 <w:b/>
-                <w:color w:val="0B2545"/>
-                <w:sz w:val="19"/>
+                <w:i w:val="0"/>
+                <w:color w:val="1F4D78"/>
+                <w:sz w:val="22"/>
               </w:rPr>
-              <w:t>地区</w:t>
+              <w:t>平台</w:t>
             </w:r>
           </w:p>
         </w:tc>
         <w:tc>
           <w:tcPr>
-            <w:tcW w:type="dxa" w:w="1500"/>
+            <w:tcW w:type="dxa" w:w="3780"/>
             <w:shd w:fill="E8EEF5" w:val="clear"/>
-            <w:vAlign w:val="center"/>
             <w:tcMar>
               <w:top w:w="80" w:type="dxa"/>
               <w:start w:w="120" w:type="dxa"/>
               <w:bottom w:w="80" w:type="dxa"/>
               <w:end w:w="120" w:type="dxa"/>
             </w:tcMar>
+            <w:vAlign w:val="center"/>
           </w:tcPr>
           <w:p>
             <w:pPr>
-              <w:spacing w:before="0" w:after="0" w:line="240" w:lineRule="auto"/>
-              <w:jc w:val="center"/>
+              <w:spacing w:after="0"/>
             </w:pPr>
             <w:r>
               <w:rPr>
                 <w:rFonts w:ascii="Calibri" w:hAnsi="Calibri" w:eastAsia="Microsoft YaHei"/>
                 <w:b/>
-                <w:color w:val="0B2545"/>
-                <w:sz w:val="19"/>
+                <w:i w:val="0"/>
+                <w:color w:val="1F4D78"/>
+                <w:sz w:val="22"/>
               </w:rPr>
-              <w:t>Google</w:t>
+              <w:t>环境变量</w:t>
             </w:r>
           </w:p>
         </w:tc>
         <w:tc>
           <w:tcPr>
-            <w:tcW w:type="dxa" w:w="1500"/>
+            <w:tcW w:type="dxa" w:w="3880"/>
             <w:shd w:fill="E8EEF5" w:val="clear"/>
-            <w:vAlign w:val="center"/>
             <w:tcMar>
               <w:top w:w="80" w:type="dxa"/>
               <w:start w:w="120" w:type="dxa"/>
               <w:bottom w:w="80" w:type="dxa"/>
               <w:end w:w="120" w:type="dxa"/>
             </w:tcMar>
+            <w:vAlign w:val="center"/>
           </w:tcPr>
           <w:p>
             <w:pPr>
-              <w:spacing w:before="0" w:after="0" w:line="240" w:lineRule="auto"/>
-              <w:jc w:val="center"/>
+              <w:spacing w:after="0"/>
             </w:pPr>
             <w:r>
               <w:rPr>
                 <w:rFonts w:ascii="Calibri" w:hAnsi="Calibri" w:eastAsia="Microsoft YaHei"/>
                 <w:b/>
-                <w:color w:val="0B2545"/>
-                <w:sz w:val="19"/>
+                <w:i w:val="0"/>
+                <w:color w:val="1F4D78"/>
+                <w:sz w:val="22"/>
+              </w:rPr>
+              <w:t>主要用途</w:t>
+            </w:r>
+          </w:p>
+        </w:tc>
+      </w:tr>
+      <w:tr>
+        <w:tc>
+          <w:tcPr>
+            <w:tcW w:type="dxa" w:w="1700"/>
+            <w:tcMar>
+              <w:top w:w="80" w:type="dxa"/>
+              <w:start w:w="120" w:type="dxa"/>
+              <w:bottom w:w="80" w:type="dxa"/>
+              <w:end w:w="120" w:type="dxa"/>
+            </w:tcMar>
+            <w:vAlign w:val="center"/>
+          </w:tcPr>
+          <w:p>
+            <w:pPr>
+              <w:spacing w:after="0" w:line="276" w:lineRule="auto"/>
+            </w:pPr>
+            <w:r>
+              <w:rPr>
+                <w:rFonts w:ascii="Calibri" w:hAnsi="Calibri" w:eastAsia="Microsoft YaHei"/>
+                <w:b w:val="0"/>
+                <w:i w:val="0"/>
+                <w:color w:val="000000"/>
+                <w:sz w:val="20"/>
               </w:rPr>
               <w:t>高德</w:t>
             </w:r>
@@ -2163,233 +1661,304 @@
         </w:tc>
         <w:tc>
           <w:tcPr>
-            <w:tcW w:type="dxa" w:w="4460"/>
-            <w:shd w:fill="E8EEF5" w:val="clear"/>
-            <w:vAlign w:val="center"/>
+            <w:tcW w:type="dxa" w:w="3780"/>
             <w:tcMar>
               <w:top w:w="80" w:type="dxa"/>
               <w:start w:w="120" w:type="dxa"/>
               <w:bottom w:w="80" w:type="dxa"/>
               <w:end w:w="120" w:type="dxa"/>
             </w:tcMar>
+            <w:vAlign w:val="center"/>
           </w:tcPr>
           <w:p>
             <w:pPr>
-              <w:spacing w:before="0" w:after="0" w:line="240" w:lineRule="auto"/>
-              <w:jc w:val="center"/>
+              <w:spacing w:after="0" w:line="276" w:lineRule="auto"/>
             </w:pPr>
             <w:r>
               <w:rPr>
                 <w:rFonts w:ascii="Calibri" w:hAnsi="Calibri" w:eastAsia="Microsoft YaHei"/>
-                <w:b/>
-                <w:color w:val="0B2545"/>
-                <w:sz w:val="19"/>
+                <w:b w:val="0"/>
+                <w:i w:val="0"/>
+                <w:color w:val="000000"/>
+                <w:sz w:val="20"/>
               </w:rPr>
-              <w:t>规则</w:t>
+              <w:t>AMAP_API_KEY、AMAP_API_KEY_2…</w:t>
             </w:r>
           </w:p>
         </w:tc>
-      </w:tr>
-      <w:tr>
-        <w:trPr>
-          <w:cantSplit/>
-        </w:trPr>
         <w:tc>
           <w:tcPr>
-            <w:tcW w:type="dxa" w:w="1900"/>
-            <w:vAlign w:val="center"/>
+            <w:tcW w:type="dxa" w:w="3880"/>
             <w:tcMar>
               <w:top w:w="80" w:type="dxa"/>
               <w:start w:w="120" w:type="dxa"/>
               <w:bottom w:w="80" w:type="dxa"/>
               <w:end w:w="120" w:type="dxa"/>
             </w:tcMar>
+            <w:vAlign w:val="center"/>
           </w:tcPr>
           <w:p>
             <w:pPr>
-              <w:spacing w:before="0" w:after="0" w:line="259" w:lineRule="auto"/>
+              <w:spacing w:after="0" w:line="276" w:lineRule="auto"/>
             </w:pPr>
             <w:r>
               <w:rPr>
                 <w:rFonts w:ascii="Calibri" w:hAnsi="Calibri" w:eastAsia="Microsoft YaHei"/>
-                <w:b/>
-                <w:sz w:val="18"/>
+                <w:b w:val="0"/>
+                <w:i w:val="0"/>
+                <w:color w:val="000000"/>
+                <w:sz w:val="20"/>
               </w:rPr>
-              <w:t>中国</w:t>
+              <w:t>中国住宅小区同步</w:t>
             </w:r>
           </w:p>
         </w:tc>
+      </w:tr>
+      <w:tr>
         <w:tc>
           <w:tcPr>
-            <w:tcW w:type="dxa" w:w="1500"/>
-            <w:vAlign w:val="center"/>
+            <w:tcW w:type="dxa" w:w="1700"/>
             <w:tcMar>
               <w:top w:w="80" w:type="dxa"/>
               <w:start w:w="120" w:type="dxa"/>
               <w:bottom w:w="80" w:type="dxa"/>
               <w:end w:w="120" w:type="dxa"/>
             </w:tcMar>
+            <w:vAlign w:val="center"/>
           </w:tcPr>
           <w:p>
             <w:pPr>
-              <w:spacing w:before="0" w:after="0" w:line="259" w:lineRule="auto"/>
+              <w:spacing w:after="0" w:line="276" w:lineRule="auto"/>
             </w:pPr>
             <w:r>
               <w:rPr>
                 <w:rFonts w:ascii="Calibri" w:hAnsi="Calibri" w:eastAsia="Microsoft YaHei"/>
-                <w:sz w:val="18"/>
+                <w:b w:val="0"/>
+                <w:i w:val="0"/>
+                <w:color w:val="000000"/>
+                <w:sz w:val="20"/>
               </w:rPr>
-              <w:t>默认开启</w:t>
+              <w:t>百度</w:t>
             </w:r>
           </w:p>
         </w:tc>
         <w:tc>
           <w:tcPr>
-            <w:tcW w:type="dxa" w:w="1500"/>
-            <w:vAlign w:val="center"/>
+            <w:tcW w:type="dxa" w:w="3780"/>
             <w:tcMar>
               <w:top w:w="80" w:type="dxa"/>
               <w:start w:w="120" w:type="dxa"/>
               <w:bottom w:w="80" w:type="dxa"/>
               <w:end w:w="120" w:type="dxa"/>
             </w:tcMar>
+            <w:vAlign w:val="center"/>
           </w:tcPr>
           <w:p>
             <w:pPr>
-              <w:spacing w:before="0" w:after="0" w:line="259" w:lineRule="auto"/>
+              <w:spacing w:after="0" w:line="276" w:lineRule="auto"/>
             </w:pPr>
             <w:r>
               <w:rPr>
                 <w:rFonts w:ascii="Calibri" w:hAnsi="Calibri" w:eastAsia="Microsoft YaHei"/>
-                <w:sz w:val="18"/>
+                <w:b w:val="0"/>
+                <w:i w:val="0"/>
+                <w:color w:val="000000"/>
+                <w:sz w:val="20"/>
               </w:rPr>
-              <w:t>默认关闭</w:t>
+              <w:t>BAIDU_API_KEY、BAIDU_API_KEY_2…</w:t>
             </w:r>
           </w:p>
         </w:tc>
         <w:tc>
           <w:tcPr>
-            <w:tcW w:type="dxa" w:w="4460"/>
-            <w:vAlign w:val="center"/>
+            <w:tcW w:type="dxa" w:w="3880"/>
             <w:tcMar>
               <w:top w:w="80" w:type="dxa"/>
               <w:start w:w="120" w:type="dxa"/>
               <w:bottom w:w="80" w:type="dxa"/>
               <w:end w:w="120" w:type="dxa"/>
             </w:tcMar>
+            <w:vAlign w:val="center"/>
           </w:tcPr>
           <w:p>
             <w:pPr>
-              <w:spacing w:before="0" w:after="0" w:line="259" w:lineRule="auto"/>
+              <w:spacing w:after="0" w:line="276" w:lineRule="auto"/>
             </w:pPr>
             <w:r>
               <w:rPr>
                 <w:rFonts w:ascii="Calibri" w:hAnsi="Calibri" w:eastAsia="Microsoft YaHei"/>
-                <w:sz w:val="18"/>
+                <w:b w:val="0"/>
+                <w:i w:val="0"/>
+                <w:color w:val="000000"/>
+                <w:sz w:val="20"/>
               </w:rPr>
-              <w:t>WGS-84 转 GCJ-02 后放置标记</w:t>
+              <w:t>中国住宅小区补充</w:t>
             </w:r>
           </w:p>
         </w:tc>
       </w:tr>
       <w:tr>
-        <w:trPr>
-          <w:cantSplit/>
-        </w:trPr>
         <w:tc>
           <w:tcPr>
-            <w:tcW w:type="dxa" w:w="1900"/>
-            <w:vAlign w:val="center"/>
+            <w:tcW w:type="dxa" w:w="1700"/>
             <w:tcMar>
               <w:top w:w="80" w:type="dxa"/>
               <w:start w:w="120" w:type="dxa"/>
               <w:bottom w:w="80" w:type="dxa"/>
               <w:end w:w="120" w:type="dxa"/>
             </w:tcMar>
+            <w:vAlign w:val="center"/>
           </w:tcPr>
           <w:p>
             <w:pPr>
-              <w:spacing w:before="0" w:after="0" w:line="259" w:lineRule="auto"/>
+              <w:spacing w:after="0" w:line="276" w:lineRule="auto"/>
             </w:pPr>
             <w:r>
               <w:rPr>
                 <w:rFonts w:ascii="Calibri" w:hAnsi="Calibri" w:eastAsia="Microsoft YaHei"/>
-                <w:b/>
-                <w:sz w:val="18"/>
+                <w:b w:val="0"/>
+                <w:i w:val="0"/>
+                <w:color w:val="000000"/>
+                <w:sz w:val="20"/>
               </w:rPr>
-              <w:t>其他国家/地区</w:t>
+              <w:t>腾讯</w:t>
             </w:r>
           </w:p>
         </w:tc>
         <w:tc>
           <w:tcPr>
-            <w:tcW w:type="dxa" w:w="1500"/>
-            <w:vAlign w:val="center"/>
+            <w:tcW w:type="dxa" w:w="3780"/>
             <w:tcMar>
               <w:top w:w="80" w:type="dxa"/>
               <w:start w:w="120" w:type="dxa"/>
               <w:bottom w:w="80" w:type="dxa"/>
               <w:end w:w="120" w:type="dxa"/>
             </w:tcMar>
+            <w:vAlign w:val="center"/>
           </w:tcPr>
           <w:p>
             <w:pPr>
-              <w:spacing w:before="0" w:after="0" w:line="259" w:lineRule="auto"/>
+              <w:spacing w:after="0" w:line="276" w:lineRule="auto"/>
             </w:pPr>
             <w:r>
               <w:rPr>
                 <w:rFonts w:ascii="Calibri" w:hAnsi="Calibri" w:eastAsia="Microsoft YaHei"/>
-                <w:sz w:val="18"/>
+                <w:b w:val="0"/>
+                <w:i w:val="0"/>
+                <w:color w:val="000000"/>
+                <w:sz w:val="20"/>
               </w:rPr>
-              <w:t>默认开启</w:t>
+              <w:t>TENCENT_API_KEY、TENCENT_API_KEY_2…</w:t>
             </w:r>
           </w:p>
         </w:tc>
         <w:tc>
           <w:tcPr>
-            <w:tcW w:type="dxa" w:w="1500"/>
-            <w:vAlign w:val="center"/>
+            <w:tcW w:type="dxa" w:w="3880"/>
             <w:tcMar>
               <w:top w:w="80" w:type="dxa"/>
               <w:start w:w="120" w:type="dxa"/>
               <w:bottom w:w="80" w:type="dxa"/>
               <w:end w:w="120" w:type="dxa"/>
             </w:tcMar>
+            <w:vAlign w:val="center"/>
           </w:tcPr>
           <w:p>
             <w:pPr>
-              <w:spacing w:before="0" w:after="0" w:line="259" w:lineRule="auto"/>
+              <w:spacing w:after="0" w:line="276" w:lineRule="auto"/>
             </w:pPr>
             <w:r>
               <w:rPr>
                 <w:rFonts w:ascii="Calibri" w:hAnsi="Calibri" w:eastAsia="Microsoft YaHei"/>
-                <w:sz w:val="18"/>
+                <w:b w:val="0"/>
+                <w:i w:val="0"/>
+                <w:color w:val="000000"/>
+                <w:sz w:val="20"/>
               </w:rPr>
-              <w:t>默认关闭</w:t>
+              <w:t>中国住宅小区补充</w:t>
             </w:r>
           </w:p>
         </w:tc>
+      </w:tr>
+      <w:tr>
         <w:tc>
           <w:tcPr>
-            <w:tcW w:type="dxa" w:w="4460"/>
-            <w:vAlign w:val="center"/>
+            <w:tcW w:type="dxa" w:w="1700"/>
             <w:tcMar>
               <w:top w:w="80" w:type="dxa"/>
               <w:start w:w="120" w:type="dxa"/>
               <w:bottom w:w="80" w:type="dxa"/>
               <w:end w:w="120" w:type="dxa"/>
             </w:tcMar>
+            <w:vAlign w:val="center"/>
           </w:tcPr>
           <w:p>
             <w:pPr>
-              <w:spacing w:before="0" w:after="0" w:line="259" w:lineRule="auto"/>
+              <w:spacing w:after="0" w:line="276" w:lineRule="auto"/>
             </w:pPr>
             <w:r>
               <w:rPr>
                 <w:rFonts w:ascii="Calibri" w:hAnsi="Calibri" w:eastAsia="Microsoft YaHei"/>
-                <w:sz w:val="18"/>
+                <w:b w:val="0"/>
+                <w:i w:val="0"/>
+                <w:color w:val="000000"/>
+                <w:sz w:val="20"/>
               </w:rPr>
-              <w:t>开启高德前必须确认世界地图权限</w:t>
+              <w:t>高德浏览器地图</w:t>
+            </w:r>
+          </w:p>
+        </w:tc>
+        <w:tc>
+          <w:tcPr>
+            <w:tcW w:type="dxa" w:w="3780"/>
+            <w:tcMar>
+              <w:top w:w="80" w:type="dxa"/>
+              <w:start w:w="120" w:type="dxa"/>
+              <w:bottom w:w="80" w:type="dxa"/>
+              <w:end w:w="120" w:type="dxa"/>
+            </w:tcMar>
+            <w:vAlign w:val="center"/>
+          </w:tcPr>
+          <w:p>
+            <w:pPr>
+              <w:spacing w:after="0" w:line="276" w:lineRule="auto"/>
+            </w:pPr>
+            <w:r>
+              <w:rPr>
+                <w:rFonts w:ascii="Calibri" w:hAnsi="Calibri" w:eastAsia="Microsoft YaHei"/>
+                <w:b w:val="0"/>
+                <w:i w:val="0"/>
+                <w:color w:val="000000"/>
+                <w:sz w:val="20"/>
+              </w:rPr>
+              <w:t>AMAP_JS_API_KEY + AMAP_JS_SECURITY_CODE</w:t>
+            </w:r>
+          </w:p>
+        </w:tc>
+        <w:tc>
+          <w:tcPr>
+            <w:tcW w:type="dxa" w:w="3880"/>
+            <w:tcMar>
+              <w:top w:w="80" w:type="dxa"/>
+              <w:start w:w="120" w:type="dxa"/>
+              <w:bottom w:w="80" w:type="dxa"/>
+              <w:end w:w="120" w:type="dxa"/>
+            </w:tcMar>
+            <w:vAlign w:val="center"/>
+          </w:tcPr>
+          <w:p>
+            <w:pPr>
+              <w:spacing w:after="0" w:line="276" w:lineRule="auto"/>
+            </w:pPr>
+            <w:r>
+              <w:rPr>
+                <w:rFonts w:ascii="Calibri" w:hAnsi="Calibri" w:eastAsia="Microsoft YaHei"/>
+                <w:b w:val="0"/>
+                <w:i w:val="0"/>
+                <w:color w:val="000000"/>
+                <w:sz w:val="20"/>
+              </w:rPr>
+              <w:t>地图预览；与同步 Key 分离</w:t>
             </w:r>
           </w:p>
         </w:tc>
@@ -2402,609 +1971,258 @@
     </w:p>
     <w:p>
       <w:pPr>
-        <w:numPr>
-          <w:ilvl w:val="0"/>
-          <w:numId w:val="901"/>
-        </w:numPr>
-        <w:spacing w:before="0" w:after="40" w:line="300" w:lineRule="auto"/>
+        <w:spacing w:before="0" w:after="120" w:line="300" w:lineRule="auto"/>
       </w:pPr>
       <w:r>
         <w:rPr>
           <w:rFonts w:ascii="Calibri" w:hAnsi="Calibri" w:eastAsia="Microsoft YaHei"/>
+          <w:b w:val="0"/>
+          <w:i w:val="0"/>
+          <w:color w:val="000000"/>
+          <w:sz w:val="22"/>
         </w:rPr>
-        <w:t>Google/高德的中国与国外四个开关完全独立；全部关闭时不加载地图网络资源。</w:t>
+        <w:t>选择策略：按启用状态、QPS、额度、过期/冷却时间和最近使用时间选择可用 Key。当前 Key 失败后，本轮排除该 Key 并尝试其他 Key；全部不可用时等待最早冷却或额度重置，不把整个平台永久标记失败。</w:t>
       </w:r>
     </w:p>
     <w:p>
       <w:pPr>
-        <w:numPr>
-          <w:ilvl w:val="0"/>
-          <w:numId w:val="901"/>
-        </w:numPr>
-        <w:spacing w:before="0" w:after="40" w:line="300" w:lineRule="auto"/>
+        <w:pStyle w:val="ListBullet"/>
+        <w:spacing w:after="80" w:line="300" w:lineRule="auto"/>
+        <w:ind w:left="540" w:hanging="271"/>
       </w:pPr>
       <w:r>
         <w:rPr>
           <w:rFonts w:ascii="Calibri" w:hAnsi="Calibri" w:eastAsia="Microsoft YaHei"/>
+          <w:b w:val="0"/>
+          <w:i w:val="0"/>
+          <w:color w:val="000000"/>
+          <w:sz w:val="22"/>
         </w:rPr>
-        <w:t>高德 JS Key 必须设置正式域名白名单；`/_AMapService` 只转发到固定高德上游。</w:t>
+        <w:t>429/QPS：优先使用平台返回的 Retry-After 或恢复时间，否则采用有上限的指数冷却。</w:t>
       </w:r>
     </w:p>
     <w:p>
       <w:pPr>
-        <w:numPr>
-          <w:ilvl w:val="0"/>
-          <w:numId w:val="901"/>
-        </w:numPr>
-        <w:spacing w:before="0" w:after="40" w:line="300" w:lineRule="auto"/>
+        <w:pStyle w:val="ListBullet"/>
+        <w:spacing w:after="80" w:line="300" w:lineRule="auto"/>
+        <w:ind w:left="540" w:hanging="271"/>
       </w:pPr>
       <w:r>
         <w:rPr>
           <w:rFonts w:ascii="Calibri" w:hAnsi="Calibri" w:eastAsia="Microsoft YaHei"/>
+          <w:b w:val="0"/>
+          <w:i w:val="0"/>
+          <w:color w:val="000000"/>
+          <w:sz w:val="22"/>
         </w:rPr>
-        <w:t>地图显示不参与 E1/E2/E3 证据评级，加载失败不改变地址记录。</w:t>
+        <w:t>日/月额度：只暂停当前 Key，到配置的周期边界或平台返回时间恢复。</w:t>
+      </w:r>
+    </w:p>
+    <w:p>
+      <w:pPr>
+        <w:pStyle w:val="ListBullet"/>
+        <w:spacing w:after="80" w:line="300" w:lineRule="auto"/>
+        <w:ind w:left="540" w:hanging="271"/>
+      </w:pPr>
+      <w:r>
+        <w:rPr>
+          <w:rFonts w:ascii="Calibri" w:hAnsi="Calibri" w:eastAsia="Microsoft YaHei"/>
+          <w:b w:val="0"/>
+          <w:i w:val="0"/>
+          <w:color w:val="000000"/>
+          <w:sz w:val="22"/>
+        </w:rPr>
+        <w:t>认证/无效 Key：标记 needs_review，由管理员修正；不影响其他 Key。</w:t>
+      </w:r>
+    </w:p>
+    <w:p>
+      <w:pPr>
+        <w:pStyle w:val="ListBullet"/>
+        <w:spacing w:after="80" w:line="300" w:lineRule="auto"/>
+        <w:ind w:left="540" w:hanging="271"/>
+      </w:pPr>
+      <w:r>
+        <w:rPr>
+          <w:rFonts w:ascii="Calibri" w:hAnsi="Calibri" w:eastAsia="Microsoft YaHei"/>
+          <w:b w:val="0"/>
+          <w:i w:val="0"/>
+          <w:color w:val="000000"/>
+          <w:sz w:val="22"/>
+        </w:rPr>
+        <w:t>真实额度以官方控制台和响应头为准；后台配置服务、周期、上限、时区和共享额度组。</w:t>
       </w:r>
     </w:p>
     <w:p>
       <w:pPr>
         <w:pStyle w:val="Heading1"/>
-        <w:keepNext/>
-        <w:keepLines/>
       </w:pPr>
       <w:r>
-        <w:t>6. VPS、Git 与验收</w:t>
+        <w:t>6. 凭据配置</w:t>
       </w:r>
-    </w:p>
-    <w:tbl>
-      <w:tblPr>
-        <w:tblStyle w:val="TableGrid"/>
-        <w:tblW w:type="dxa" w:w="9360"/>
-        <w:jc w:val="left"/>
-        <w:tblLayout w:type="fixed"/>
-        <w:tblLook w:firstColumn="1" w:firstRow="1" w:lastColumn="0" w:lastRow="0" w:noHBand="0" w:noVBand="1" w:val="04A0"/>
-        <w:tblInd w:w="120" w:type="dxa"/>
-      </w:tblPr>
-      <w:tblGrid>
-        <w:gridCol w:w="2500"/>
-        <w:gridCol w:w="3400"/>
-        <w:gridCol w:w="3460"/>
-      </w:tblGrid>
-      <w:tr>
-        <w:trPr>
-          <w:tblHeader w:val="true"/>
-          <w:cantSplit/>
-        </w:trPr>
-        <w:tc>
-          <w:tcPr>
-            <w:tcW w:type="dxa" w:w="2500"/>
-            <w:shd w:fill="E8EEF5" w:val="clear"/>
-            <w:vAlign w:val="center"/>
-            <w:tcMar>
-              <w:top w:w="80" w:type="dxa"/>
-              <w:start w:w="120" w:type="dxa"/>
-              <w:bottom w:w="80" w:type="dxa"/>
-              <w:end w:w="120" w:type="dxa"/>
-            </w:tcMar>
-          </w:tcPr>
-          <w:p>
-            <w:pPr>
-              <w:spacing w:before="0" w:after="0" w:line="240" w:lineRule="auto"/>
-              <w:jc w:val="center"/>
-            </w:pPr>
-            <w:r>
-              <w:rPr>
-                <w:rFonts w:ascii="Calibri" w:hAnsi="Calibri" w:eastAsia="Microsoft YaHei"/>
-                <w:b/>
-                <w:color w:val="0B2545"/>
-                <w:sz w:val="19"/>
-              </w:rPr>
-              <w:t>位置</w:t>
-            </w:r>
-          </w:p>
-        </w:tc>
-        <w:tc>
-          <w:tcPr>
-            <w:tcW w:type="dxa" w:w="3400"/>
-            <w:shd w:fill="E8EEF5" w:val="clear"/>
-            <w:vAlign w:val="center"/>
-            <w:tcMar>
-              <w:top w:w="80" w:type="dxa"/>
-              <w:start w:w="120" w:type="dxa"/>
-              <w:bottom w:w="80" w:type="dxa"/>
-              <w:end w:w="120" w:type="dxa"/>
-            </w:tcMar>
-          </w:tcPr>
-          <w:p>
-            <w:pPr>
-              <w:spacing w:before="0" w:after="0" w:line="240" w:lineRule="auto"/>
-              <w:jc w:val="center"/>
-            </w:pPr>
-            <w:r>
-              <w:rPr>
-                <w:rFonts w:ascii="Calibri" w:hAnsi="Calibri" w:eastAsia="Microsoft YaHei"/>
-                <w:b/>
-                <w:color w:val="0B2545"/>
-                <w:sz w:val="19"/>
-              </w:rPr>
-              <w:t>允许</w:t>
-            </w:r>
-          </w:p>
-        </w:tc>
-        <w:tc>
-          <w:tcPr>
-            <w:tcW w:type="dxa" w:w="3460"/>
-            <w:shd w:fill="E8EEF5" w:val="clear"/>
-            <w:vAlign w:val="center"/>
-            <w:tcMar>
-              <w:top w:w="80" w:type="dxa"/>
-              <w:start w:w="120" w:type="dxa"/>
-              <w:bottom w:w="80" w:type="dxa"/>
-              <w:end w:w="120" w:type="dxa"/>
-            </w:tcMar>
-          </w:tcPr>
-          <w:p>
-            <w:pPr>
-              <w:spacing w:before="0" w:after="0" w:line="240" w:lineRule="auto"/>
-              <w:jc w:val="center"/>
-            </w:pPr>
-            <w:r>
-              <w:rPr>
-                <w:rFonts w:ascii="Calibri" w:hAnsi="Calibri" w:eastAsia="Microsoft YaHei"/>
-                <w:b/>
-                <w:color w:val="0B2545"/>
-                <w:sz w:val="19"/>
-              </w:rPr>
-              <w:t>禁止</w:t>
-            </w:r>
-          </w:p>
-        </w:tc>
-      </w:tr>
-      <w:tr>
-        <w:trPr>
-          <w:cantSplit/>
-        </w:trPr>
-        <w:tc>
-          <w:tcPr>
-            <w:tcW w:type="dxa" w:w="2500"/>
-            <w:vAlign w:val="center"/>
-            <w:tcMar>
-              <w:top w:w="80" w:type="dxa"/>
-              <w:start w:w="120" w:type="dxa"/>
-              <w:bottom w:w="80" w:type="dxa"/>
-              <w:end w:w="120" w:type="dxa"/>
-            </w:tcMar>
-          </w:tcPr>
-          <w:p>
-            <w:pPr>
-              <w:spacing w:before="0" w:after="0" w:line="259" w:lineRule="auto"/>
-            </w:pPr>
-            <w:r>
-              <w:rPr>
-                <w:rFonts w:ascii="Calibri" w:hAnsi="Calibri" w:eastAsia="Microsoft YaHei"/>
-                <w:b/>
-                <w:sz w:val="18"/>
-              </w:rPr>
-              <w:t>本地 D:\address</w:t>
-            </w:r>
-          </w:p>
-        </w:tc>
-        <w:tc>
-          <w:tcPr>
-            <w:tcW w:type="dxa" w:w="3400"/>
-            <w:vAlign w:val="center"/>
-            <w:tcMar>
-              <w:top w:w="80" w:type="dxa"/>
-              <w:start w:w="120" w:type="dxa"/>
-              <w:bottom w:w="80" w:type="dxa"/>
-              <w:end w:w="120" w:type="dxa"/>
-            </w:tcMar>
-          </w:tcPr>
-          <w:p>
-            <w:pPr>
-              <w:spacing w:before="0" w:after="0" w:line="259" w:lineRule="auto"/>
-            </w:pPr>
-            <w:r>
-              <w:rPr>
-                <w:rFonts w:ascii="Calibri" w:hAnsi="Calibri" w:eastAsia="Microsoft YaHei"/>
-                <w:sz w:val="18"/>
-              </w:rPr>
-              <w:t>代码、文档、空库/脱敏夹具</w:t>
-            </w:r>
-          </w:p>
-        </w:tc>
-        <w:tc>
-          <w:tcPr>
-            <w:tcW w:type="dxa" w:w="3460"/>
-            <w:vAlign w:val="center"/>
-            <w:tcMar>
-              <w:top w:w="80" w:type="dxa"/>
-              <w:start w:w="120" w:type="dxa"/>
-              <w:bottom w:w="80" w:type="dxa"/>
-              <w:end w:w="120" w:type="dxa"/>
-            </w:tcMar>
-          </w:tcPr>
-          <w:p>
-            <w:pPr>
-              <w:spacing w:before="0" w:after="0" w:line="259" w:lineRule="auto"/>
-            </w:pPr>
-            <w:r>
-              <w:rPr>
-                <w:rFonts w:ascii="Calibri" w:hAnsi="Calibri" w:eastAsia="Microsoft YaHei"/>
-                <w:sz w:val="18"/>
-              </w:rPr>
-              <w:t>生产数据、原始响应</w:t>
-            </w:r>
-          </w:p>
-        </w:tc>
-      </w:tr>
-      <w:tr>
-        <w:trPr>
-          <w:cantSplit/>
-        </w:trPr>
-        <w:tc>
-          <w:tcPr>
-            <w:tcW w:type="dxa" w:w="2500"/>
-            <w:vAlign w:val="center"/>
-            <w:tcMar>
-              <w:top w:w="80" w:type="dxa"/>
-              <w:start w:w="120" w:type="dxa"/>
-              <w:bottom w:w="80" w:type="dxa"/>
-              <w:end w:w="120" w:type="dxa"/>
-            </w:tcMar>
-          </w:tcPr>
-          <w:p>
-            <w:pPr>
-              <w:spacing w:before="0" w:after="0" w:line="259" w:lineRule="auto"/>
-            </w:pPr>
-            <w:r>
-              <w:rPr>
-                <w:rFonts w:ascii="Calibri" w:hAnsi="Calibri" w:eastAsia="Microsoft YaHei"/>
-                <w:b/>
-                <w:sz w:val="18"/>
-              </w:rPr>
-              <w:t>VPS /root/address/data</w:t>
-            </w:r>
-          </w:p>
-        </w:tc>
-        <w:tc>
-          <w:tcPr>
-            <w:tcW w:type="dxa" w:w="3400"/>
-            <w:vAlign w:val="center"/>
-            <w:tcMar>
-              <w:top w:w="80" w:type="dxa"/>
-              <w:start w:w="120" w:type="dxa"/>
-              <w:bottom w:w="80" w:type="dxa"/>
-              <w:end w:w="120" w:type="dxa"/>
-            </w:tcMar>
-          </w:tcPr>
-          <w:p>
-            <w:pPr>
-              <w:spacing w:before="0" w:after="0" w:line="259" w:lineRule="auto"/>
-            </w:pPr>
-            <w:r>
-              <w:rPr>
-                <w:rFonts w:ascii="Calibri" w:hAnsi="Calibri" w:eastAsia="Microsoft YaHei"/>
-                <w:sz w:val="18"/>
-              </w:rPr>
-              <w:t>生产 SQLite、WAL/SHM、checkpoint</w:t>
-            </w:r>
-          </w:p>
-        </w:tc>
-        <w:tc>
-          <w:tcPr>
-            <w:tcW w:type="dxa" w:w="3460"/>
-            <w:vAlign w:val="center"/>
-            <w:tcMar>
-              <w:top w:w="80" w:type="dxa"/>
-              <w:start w:w="120" w:type="dxa"/>
-              <w:bottom w:w="80" w:type="dxa"/>
-              <w:end w:w="120" w:type="dxa"/>
-            </w:tcMar>
-          </w:tcPr>
-          <w:p>
-            <w:pPr>
-              <w:spacing w:before="0" w:after="0" w:line="259" w:lineRule="auto"/>
-            </w:pPr>
-            <w:r>
-              <w:rPr>
-                <w:rFonts w:ascii="Calibri" w:hAnsi="Calibri" w:eastAsia="Microsoft YaHei"/>
-                <w:sz w:val="18"/>
-              </w:rPr>
-              <w:t>Git 暂存区和公开发布</w:t>
-            </w:r>
-          </w:p>
-        </w:tc>
-      </w:tr>
-      <w:tr>
-        <w:trPr>
-          <w:cantSplit/>
-        </w:trPr>
-        <w:tc>
-          <w:tcPr>
-            <w:tcW w:type="dxa" w:w="2500"/>
-            <w:vAlign w:val="center"/>
-            <w:tcMar>
-              <w:top w:w="80" w:type="dxa"/>
-              <w:start w:w="120" w:type="dxa"/>
-              <w:bottom w:w="80" w:type="dxa"/>
-              <w:end w:w="120" w:type="dxa"/>
-            </w:tcMar>
-          </w:tcPr>
-          <w:p>
-            <w:pPr>
-              <w:spacing w:before="0" w:after="0" w:line="259" w:lineRule="auto"/>
-            </w:pPr>
-            <w:r>
-              <w:rPr>
-                <w:rFonts w:ascii="Calibri" w:hAnsi="Calibri" w:eastAsia="Microsoft YaHei"/>
-                <w:b/>
-                <w:sz w:val="18"/>
-              </w:rPr>
-              <w:t>VPS /root/address/runtime</w:t>
-            </w:r>
-          </w:p>
-        </w:tc>
-        <w:tc>
-          <w:tcPr>
-            <w:tcW w:type="dxa" w:w="3400"/>
-            <w:vAlign w:val="center"/>
-            <w:tcMar>
-              <w:top w:w="80" w:type="dxa"/>
-              <w:start w:w="120" w:type="dxa"/>
-              <w:bottom w:w="80" w:type="dxa"/>
-              <w:end w:w="120" w:type="dxa"/>
-            </w:tcMar>
-          </w:tcPr>
-          <w:p>
-            <w:pPr>
-              <w:spacing w:before="0" w:after="0" w:line="259" w:lineRule="auto"/>
-            </w:pPr>
-            <w:r>
-              <w:rPr>
-                <w:rFonts w:ascii="Calibri" w:hAnsi="Calibri" w:eastAsia="Microsoft YaHei"/>
-                <w:sz w:val="18"/>
-              </w:rPr>
-              <w:t>权限 600 的运行配置和主密钥</w:t>
-            </w:r>
-          </w:p>
-        </w:tc>
-        <w:tc>
-          <w:tcPr>
-            <w:tcW w:type="dxa" w:w="3460"/>
-            <w:vAlign w:val="center"/>
-            <w:tcMar>
-              <w:top w:w="80" w:type="dxa"/>
-              <w:start w:w="120" w:type="dxa"/>
-              <w:bottom w:w="80" w:type="dxa"/>
-              <w:end w:w="120" w:type="dxa"/>
-            </w:tcMar>
-          </w:tcPr>
-          <w:p>
-            <w:pPr>
-              <w:spacing w:before="0" w:after="0" w:line="259" w:lineRule="auto"/>
-            </w:pPr>
-            <w:r>
-              <w:rPr>
-                <w:rFonts w:ascii="Calibri" w:hAnsi="Calibri" w:eastAsia="Microsoft YaHei"/>
-                <w:sz w:val="18"/>
-              </w:rPr>
-              <w:t>源码、构建产物、日志</w:t>
-            </w:r>
-          </w:p>
-        </w:tc>
-      </w:tr>
-      <w:tr>
-        <w:trPr>
-          <w:cantSplit/>
-        </w:trPr>
-        <w:tc>
-          <w:tcPr>
-            <w:tcW w:type="dxa" w:w="2500"/>
-            <w:vAlign w:val="center"/>
-            <w:tcMar>
-              <w:top w:w="80" w:type="dxa"/>
-              <w:start w:w="120" w:type="dxa"/>
-              <w:bottom w:w="80" w:type="dxa"/>
-              <w:end w:w="120" w:type="dxa"/>
-            </w:tcMar>
-          </w:tcPr>
-          <w:p>
-            <w:pPr>
-              <w:spacing w:before="0" w:after="0" w:line="259" w:lineRule="auto"/>
-            </w:pPr>
-            <w:r>
-              <w:rPr>
-                <w:rFonts w:ascii="Calibri" w:hAnsi="Calibri" w:eastAsia="Microsoft YaHei"/>
-                <w:b/>
-                <w:sz w:val="18"/>
-              </w:rPr>
-              <w:t>GitHub</w:t>
-            </w:r>
-          </w:p>
-        </w:tc>
-        <w:tc>
-          <w:tcPr>
-            <w:tcW w:type="dxa" w:w="3400"/>
-            <w:vAlign w:val="center"/>
-            <w:tcMar>
-              <w:top w:w="80" w:type="dxa"/>
-              <w:start w:w="120" w:type="dxa"/>
-              <w:bottom w:w="80" w:type="dxa"/>
-              <w:end w:w="120" w:type="dxa"/>
-            </w:tcMar>
-          </w:tcPr>
-          <w:p>
-            <w:pPr>
-              <w:spacing w:before="0" w:after="0" w:line="259" w:lineRule="auto"/>
-            </w:pPr>
-            <w:r>
-              <w:rPr>
-                <w:rFonts w:ascii="Calibri" w:hAnsi="Calibri" w:eastAsia="Microsoft YaHei"/>
-                <w:sz w:val="18"/>
-              </w:rPr>
-              <w:t>源码、公共文档、空占位配置</w:t>
-            </w:r>
-          </w:p>
-        </w:tc>
-        <w:tc>
-          <w:tcPr>
-            <w:tcW w:type="dxa" w:w="3460"/>
-            <w:vAlign w:val="center"/>
-            <w:tcMar>
-              <w:top w:w="80" w:type="dxa"/>
-              <w:start w:w="120" w:type="dxa"/>
-              <w:bottom w:w="80" w:type="dxa"/>
-              <w:end w:w="120" w:type="dxa"/>
-            </w:tcMar>
-          </w:tcPr>
-          <w:p>
-            <w:pPr>
-              <w:spacing w:before="0" w:after="0" w:line="259" w:lineRule="auto"/>
-            </w:pPr>
-            <w:r>
-              <w:rPr>
-                <w:rFonts w:ascii="Calibri" w:hAnsi="Calibri" w:eastAsia="Microsoft YaHei"/>
-                <w:sz w:val="18"/>
-              </w:rPr>
-              <w:t>Key、Token、证书、数据库、日志</w:t>
-            </w:r>
-          </w:p>
-        </w:tc>
-      </w:tr>
-    </w:tbl>
-    <w:p>
-      <w:pPr>
-        <w:spacing w:after="0"/>
-      </w:pPr>
     </w:p>
     <w:p>
       <w:pPr>
-        <w:numPr>
-          <w:ilvl w:val="0"/>
-          <w:numId w:val="901"/>
-        </w:numPr>
-        <w:spacing w:before="0" w:after="40" w:line="300" w:lineRule="auto"/>
+        <w:pStyle w:val="ListBullet"/>
+        <w:spacing w:after="80" w:line="300" w:lineRule="auto"/>
+        <w:ind w:left="540" w:hanging="271"/>
       </w:pPr>
       <w:r>
         <w:rPr>
           <w:rFonts w:ascii="Calibri" w:hAnsi="Calibri" w:eastAsia="Microsoft YaHei"/>
+          <w:b w:val="0"/>
+          <w:i w:val="0"/>
+          <w:color w:val="000000"/>
+          <w:sz w:val="22"/>
         </w:rPr>
-        <w:t>本地验证后启动本地服务供用户验收；未经用户确认不提交、推送或部署。</w:t>
+        <w:t>真实密钥只进入权限 600 的运行配置或 PostgreSQL AES-256-GCM 密文；CONFIG_MASTER_KEY 必须稳定备份。</w:t>
       </w:r>
     </w:p>
     <w:p>
       <w:pPr>
-        <w:numPr>
-          <w:ilvl w:val="0"/>
-          <w:numId w:val="901"/>
-        </w:numPr>
-        <w:spacing w:before="0" w:after="40" w:line="300" w:lineRule="auto"/>
+        <w:pStyle w:val="ListBullet"/>
+        <w:spacing w:after="80" w:line="300" w:lineRule="auto"/>
+        <w:ind w:left="540" w:hanging="271"/>
       </w:pPr>
       <w:r>
         <w:rPr>
           <w:rFonts w:ascii="Calibri" w:hAnsi="Calibri" w:eastAsia="Microsoft YaHei"/>
+          <w:b w:val="0"/>
+          <w:i w:val="0"/>
+          <w:color w:val="000000"/>
+          <w:sz w:val="22"/>
         </w:rPr>
-        <w:t>生产快照门禁失败时保留上一 active 快照，不把生产库下载到本地。</w:t>
-      </w:r>
-    </w:p>
-    <w:p>
-      <w:pPr>
-        <w:numPr>
-          <w:ilvl w:val="0"/>
-          <w:numId w:val="901"/>
-        </w:numPr>
-        <w:spacing w:before="0" w:after="40" w:line="300" w:lineRule="auto"/>
-      </w:pPr>
-      <w:r>
-        <w:rPr>
-          <w:rFonts w:ascii="Calibri" w:hAnsi="Calibri" w:eastAsia="Microsoft YaHei"/>
-        </w:rPr>
-        <w:t>验收覆盖 E3、门牌冲突、180 天有效期、四个地图开关、凭据掩码与回滚。</w:t>
+        <w:t>高德 JS Key 可见于浏览器，因此必须独立创建并限制正式域名；Security Code 仅由同源服务端代理使用。</w:t>
       </w:r>
     </w:p>
     <w:p>
       <w:pPr>
         <w:pStyle w:val="Heading1"/>
-        <w:keepNext/>
-        <w:keepLines/>
       </w:pPr>
       <w:r>
-        <w:t>7. 官方与项目入口</w:t>
+        <w:t>7. 功能检查</w:t>
       </w:r>
     </w:p>
     <w:p>
       <w:pPr>
-        <w:numPr>
-          <w:ilvl w:val="0"/>
-          <w:numId w:val="901"/>
-        </w:numPr>
+        <w:pStyle w:val="ListBullet"/>
+        <w:spacing w:after="80" w:line="300" w:lineRule="auto"/>
+        <w:ind w:left="540" w:hanging="271"/>
+      </w:pPr>
+      <w:r>
+        <w:rPr>
+          <w:rFonts w:ascii="Calibri" w:hAnsi="Calibri" w:eastAsia="Microsoft YaHei"/>
+          <w:b w:val="0"/>
+          <w:i w:val="0"/>
+          <w:color w:val="000000"/>
+          <w:sz w:val="22"/>
+        </w:rPr>
+        <w:t>省市区前缀不会重复，门牌、小区与坐标保持来源值。</w:t>
+      </w:r>
+    </w:p>
+    <w:p>
+      <w:pPr>
+        <w:pStyle w:val="ListBullet"/>
+        <w:spacing w:after="80" w:line="300" w:lineRule="auto"/>
+        <w:ind w:left="540" w:hanging="271"/>
+      </w:pPr>
+      <w:r>
+        <w:rPr>
+          <w:rFonts w:ascii="Calibri" w:hAnsi="Calibri" w:eastAsia="Microsoft YaHei"/>
+          <w:b w:val="0"/>
+          <w:i w:val="0"/>
+          <w:color w:val="000000"/>
+          <w:sz w:val="22"/>
+        </w:rPr>
+        <w:t>L1/L2/L3 与当前新鲜独立平台数量一致。</w:t>
+      </w:r>
+    </w:p>
+    <w:p>
+      <w:pPr>
+        <w:pStyle w:val="ListBullet"/>
+        <w:spacing w:after="80" w:line="300" w:lineRule="auto"/>
+        <w:ind w:left="540" w:hanging="271"/>
+      </w:pPr>
+      <w:r>
+        <w:rPr>
+          <w:rFonts w:ascii="Calibri" w:hAnsi="Calibri" w:eastAsia="Microsoft YaHei"/>
+          <w:b w:val="0"/>
+          <w:i w:val="0"/>
+          <w:color w:val="000000"/>
+          <w:sz w:val="22"/>
+        </w:rPr>
+        <w:t>合成室内后缀明确标记 synthetic，地址组件和地图查询不把它当成来源证据。</w:t>
+      </w:r>
+    </w:p>
+    <w:p>
+      <w:pPr>
+        <w:pStyle w:val="ListBullet"/>
+        <w:spacing w:after="80" w:line="300" w:lineRule="auto"/>
+        <w:ind w:left="540" w:hanging="271"/>
+      </w:pPr>
+      <w:r>
+        <w:rPr>
+          <w:rFonts w:ascii="Calibri" w:hAnsi="Calibri" w:eastAsia="Microsoft YaHei"/>
+          <w:b w:val="0"/>
+          <w:i w:val="0"/>
+          <w:color w:val="000000"/>
+          <w:sz w:val="22"/>
+        </w:rPr>
+        <w:t>三个完成规则及节点覆盖目标全部显示在地址数据页和独立同步队列页。</w:t>
+      </w:r>
+    </w:p>
+    <w:p>
+      <w:pPr>
+        <w:pStyle w:val="ListBullet"/>
+        <w:spacing w:after="80" w:line="300" w:lineRule="auto"/>
+        <w:ind w:left="540" w:hanging="271"/>
+      </w:pPr>
+      <w:r>
+        <w:rPr>
+          <w:rFonts w:ascii="Calibri" w:hAnsi="Calibri" w:eastAsia="Microsoft YaHei"/>
+          <w:b w:val="0"/>
+          <w:i w:val="0"/>
+          <w:color w:val="000000"/>
+          <w:sz w:val="22"/>
+        </w:rPr>
+        <w:t>单 Key 失败会轮换；全部不可用时等待最早恢复时间。</w:t>
+      </w:r>
+    </w:p>
+    <w:p>
+      <w:pPr>
+        <w:pStyle w:val="Heading1"/>
+      </w:pPr>
+      <w:r>
+        <w:t>8. 参考</w:t>
+      </w:r>
+    </w:p>
+    <w:p>
+      <w:pPr>
+        <w:spacing w:before="0" w:after="120" w:line="300" w:lineRule="auto"/>
+      </w:pPr>
+      <w:r>
+        <w:rPr>
+          <w:rFonts w:ascii="Calibri" w:hAnsi="Calibri" w:eastAsia="Microsoft YaHei"/>
+          <w:b w:val="0"/>
+          <w:i w:val="0"/>
+          <w:color w:val="000000"/>
+          <w:sz w:val="22"/>
+        </w:rPr>
+        <w:t>项目文档：docs/strategies/CN-China-address-generation.md；docs/API_KEYS.zh-CN.md；docs/DEPLOYMENT.zh-CN.md。</w:t>
+      </w:r>
+    </w:p>
+    <w:p>
+      <w:pPr>
         <w:spacing w:before="0" w:after="0" w:line="300" w:lineRule="auto"/>
       </w:pPr>
       <w:r>
         <w:rPr>
           <w:rFonts w:ascii="Calibri" w:hAnsi="Calibri" w:eastAsia="Microsoft YaHei"/>
+          <w:b w:val="0"/>
+          <w:i w:val="0"/>
+          <w:color w:val="000000"/>
+          <w:sz w:val="22"/>
         </w:rPr>
-        <w:t>AreaCity/StatsGov：https://github.com/xiangyuecn/AreaCity-JsSpider-StatsGov</w:t>
-      </w:r>
-    </w:p>
-    <w:p>
-      <w:pPr>
-        <w:numPr>
-          <w:ilvl w:val="0"/>
-          <w:numId w:val="901"/>
-        </w:numPr>
-        <w:spacing w:before="0" w:after="0" w:line="300" w:lineRule="auto"/>
-      </w:pPr>
-      <w:r>
-        <w:rPr>
-          <w:rFonts w:ascii="Calibri" w:hAnsi="Calibri" w:eastAsia="Microsoft YaHei"/>
-        </w:rPr>
-        <w:t>民政部行政区划版本：https://dmfw.mca.gov.cn/XzqhVersionPublish.html</w:t>
-      </w:r>
-    </w:p>
-    <w:p>
-      <w:pPr>
-        <w:numPr>
-          <w:ilvl w:val="0"/>
-          <w:numId w:val="901"/>
-        </w:numPr>
-        <w:spacing w:before="0" w:after="0" w:line="300" w:lineRule="auto"/>
-      </w:pPr>
-      <w:r>
-        <w:rPr>
-          <w:rFonts w:ascii="Calibri" w:hAnsi="Calibri" w:eastAsia="Microsoft YaHei"/>
-        </w:rPr>
-        <w:t>高德 JS 安全密钥：https://lbs.amap.com/api/javascript-api-v2/guide/abc/jscode</w:t>
-      </w:r>
-    </w:p>
-    <w:p>
-      <w:pPr>
-        <w:numPr>
-          <w:ilvl w:val="0"/>
-          <w:numId w:val="901"/>
-        </w:numPr>
-        <w:spacing w:before="0" w:after="0" w:line="300" w:lineRule="auto"/>
-      </w:pPr>
-      <w:r>
-        <w:rPr>
-          <w:rFonts w:ascii="Calibri" w:hAnsi="Calibri" w:eastAsia="Microsoft YaHei"/>
-        </w:rPr>
-        <w:t>高德世界地图：https://lbs.amap.com/api/javascript-api-v2/guide/map/world-map</w:t>
-      </w:r>
-    </w:p>
-    <w:p>
-      <w:pPr>
-        <w:numPr>
-          <w:ilvl w:val="0"/>
-          <w:numId w:val="901"/>
-        </w:numPr>
-        <w:spacing w:before="0" w:after="0" w:line="300" w:lineRule="auto"/>
-      </w:pPr>
-      <w:r>
-        <w:rPr>
-          <w:rFonts w:ascii="Calibri" w:hAnsi="Calibri" w:eastAsia="Microsoft YaHei"/>
-        </w:rPr>
-        <w:t>项目统一方案：../data-sources.md</w:t>
+        <w:t>外部文档：高德 WebService Key 创建文档、高德 JavaScript API 安全密钥文档、百度 Web API 文档、腾讯 WebService 状态码文档。平台政策和额度以其最新官方页面为准。</w:t>
       </w:r>
     </w:p>
     <w:sectPr>
@@ -3024,35 +2242,19 @@
   <w:p>
     <w:pPr>
       <w:pStyle w:val="Footer"/>
-      <w:spacing w:before="0" w:after="0"/>
       <w:jc w:val="right"/>
     </w:pPr>
     <w:r>
       <w:rPr>
         <w:rFonts w:ascii="Calibri" w:hAnsi="Calibri" w:eastAsia="Microsoft YaHei"/>
+        <w:b w:val="0"/>
+        <w:i w:val="0"/>
         <w:color w:val="667085"/>
-        <w:sz w:val="17"/>
-      </w:rPr>
-      <w:t xml:space="preserve">第 </w:t>
+        <w:sz w:val="18"/>
+      </w:rPr>
+      <w:t xml:space="preserve">CN strategy  |  2026-08-03  |  </w:t>
     </w:r>
-    <w:r>
-      <w:rPr>
-        <w:rFonts w:ascii="Calibri" w:hAnsi="Calibri" w:eastAsia="Microsoft YaHei"/>
-        <w:color w:val="667085"/>
-        <w:sz w:val="17"/>
-      </w:rPr>
-      <w:fldChar w:fldCharType="begin"/>
-      <w:instrText xml:space="preserve">PAGE</w:instrText>
-      <w:fldChar w:fldCharType="end"/>
-    </w:r>
-    <w:r>
-      <w:rPr>
-        <w:rFonts w:ascii="Calibri" w:hAnsi="Calibri" w:eastAsia="Microsoft YaHei"/>
-        <w:color w:val="667085"/>
-        <w:sz w:val="17"/>
-      </w:rPr>
-      <w:t xml:space="preserve"> 页</w:t>
-    </w:r>
+    <w:fldSimple w:instr="PAGE"/>
   </w:p>
 </w:ftr>
 </file>
@@ -3062,30 +2264,17 @@
   <w:p>
     <w:pPr>
       <w:pStyle w:val="Header"/>
-      <w:tabs>
-        <w:tab w:pos="9360" w:val="right"/>
-      </w:tabs>
-      <w:spacing w:after="0"/>
-      <w:pBdr>
-        <w:bottom w:val="single" w:sz="4" w:space="4" w:color="D9E1EA"/>
-      </w:pBdr>
+      <w:jc w:val="left"/>
     </w:pPr>
     <w:r>
       <w:rPr>
         <w:rFonts w:ascii="Calibri" w:hAnsi="Calibri" w:eastAsia="Microsoft YaHei"/>
+        <w:b/>
+        <w:i w:val="0"/>
         <w:color w:val="667085"/>
-        <w:sz w:val="17"/>
-      </w:rPr>
-      <w:t>Address · CN 策略文档</w:t>
-    </w:r>
-    <w:r>
-      <w:rPr>
-        <w:rFonts w:ascii="Calibri" w:hAnsi="Calibri" w:eastAsia="Microsoft YaHei"/>
-        <w:color w:val="667085"/>
-        <w:sz w:val="17"/>
-      </w:rPr>
-      <w:tab/>
-      <w:t>2026-07-28</w:t>
+        <w:sz w:val="18"/>
+      </w:rPr>
+      <w:t>ADDRESS  |  CN STRATEGY</w:t>
     </w:r>
   </w:p>
 </w:hdr>
@@ -3290,72 +2479,6 @@
   </w:num>
   <w:num w:numId="9">
     <w:abstractNumId w:val="0"/>
-  </w:num>
-  <w:abstractNum w:abstractNumId="9">
-    <w:multiLevelType w:val="singleLevel"/>
-    <w:lvl w:ilvl="0">
-      <w:start w:val="1"/>
-      <w:numFmt w:val="bullet"/>
-      <w:lvlText w:val="•"/>
-      <w:suff w:val="tab"/>
-      <w:pPr>
-        <w:tabs>
-          <w:tab w:val="num" w:pos="540"/>
-        </w:tabs>
-        <w:ind w:left="540" w:hanging="270"/>
-        <w:spacing w:after="80" w:line="300" w:lineRule="auto"/>
-      </w:pPr>
-      <w:rPr>
-        <w:rFonts w:ascii="Calibri" w:hAnsi="Calibri" w:eastAsia="Microsoft YaHei"/>
-      </w:rPr>
-    </w:lvl>
-  </w:abstractNum>
-  <w:num w:numId="901">
-    <w:abstractNumId w:val="9"/>
-  </w:num>
-  <w:abstractNum w:abstractNumId="10">
-    <w:multiLevelType w:val="singleLevel"/>
-    <w:lvl w:ilvl="0">
-      <w:start w:val="1"/>
-      <w:numFmt w:val="decimal"/>
-      <w:lvlText w:val="%1."/>
-      <w:suff w:val="tab"/>
-      <w:pPr>
-        <w:tabs>
-          <w:tab w:val="num" w:pos="540"/>
-        </w:tabs>
-        <w:ind w:left="540" w:hanging="270"/>
-        <w:spacing w:after="80" w:line="300" w:lineRule="auto"/>
-      </w:pPr>
-      <w:rPr>
-        <w:rFonts w:ascii="Calibri" w:hAnsi="Calibri" w:eastAsia="Microsoft YaHei"/>
-      </w:rPr>
-    </w:lvl>
-  </w:abstractNum>
-  <w:num w:numId="902">
-    <w:abstractNumId w:val="10"/>
-  </w:num>
-  <w:abstractNum w:abstractNumId="11">
-    <w:multiLevelType w:val="singleLevel"/>
-    <w:lvl w:ilvl="0">
-      <w:start w:val="1"/>
-      <w:numFmt w:val="decimal"/>
-      <w:lvlText w:val="%1."/>
-      <w:suff w:val="tab"/>
-      <w:pPr>
-        <w:tabs>
-          <w:tab w:val="num" w:pos="540"/>
-        </w:tabs>
-        <w:ind w:left="540" w:hanging="270"/>
-        <w:spacing w:after="80" w:line="300" w:lineRule="auto"/>
-      </w:pPr>
-      <w:rPr>
-        <w:rFonts w:ascii="Calibri" w:hAnsi="Calibri" w:eastAsia="Microsoft YaHei"/>
-      </w:rPr>
-    </w:lvl>
-  </w:abstractNum>
-  <w:num w:numId="903">
-    <w:abstractNumId w:val="11"/>
   </w:num>
 </w:numbering>
 </file>
@@ -3521,7 +2644,7 @@
     <w:qFormat/>
     <w:rsid w:val="00FC693F"/>
     <w:pPr>
-      <w:spacing w:before="0" w:after="120" w:line="300" w:lineRule="auto"/>
+      <w:spacing w:after="120" w:line="300" w:lineRule="auto"/>
     </w:pPr>
     <w:rPr>
       <w:rFonts w:ascii="Calibri" w:hAnsi="Calibri" w:eastAsia="Microsoft YaHei"/>
@@ -3583,7 +2706,7 @@
     <w:pPr>
       <w:keepNext/>
       <w:keepLines/>
-      <w:spacing w:before="360" w:after="200" w:line="240" w:lineRule="auto"/>
+      <w:spacing w:before="360" w:after="200"/>
       <w:outlineLvl w:val="0"/>
     </w:pPr>
     <w:rPr>
@@ -3607,7 +2730,7 @@
     <w:pPr>
       <w:keepNext/>
       <w:keepLines/>
-      <w:spacing w:before="280" w:after="140" w:line="240" w:lineRule="auto"/>
+      <w:spacing w:before="280" w:after="140"/>
       <w:outlineLvl w:val="1"/>
     </w:pPr>
     <w:rPr>
@@ -3631,7 +2754,7 @@
     <w:pPr>
       <w:keepNext/>
       <w:keepLines/>
-      <w:spacing w:before="200" w:after="100" w:line="240" w:lineRule="auto"/>
+      <w:spacing w:before="200" w:after="100"/>
       <w:outlineLvl w:val="2"/>
     </w:pPr>
     <w:rPr>
